--- a/folder planning/taskplanning.docx
+++ b/folder planning/taskplanning.docx
@@ -9821,7 +9821,7 @@
       <w:pPr>
         <w:spacing w:before="100" w:beforeAutospacing="1" w:after="100" w:afterAutospacing="1" w:line="240" w:lineRule="auto"/>
         <w:rPr>
-          <w:rFonts w:ascii="Times New Roman" w:eastAsia="Times New Roman" w:hAnsi="Times New Roman" w:cs="Times New Roman"/>
+          <w:rFonts w:ascii="Segoe UI Symbol" w:eastAsia="Times New Roman" w:hAnsi="Segoe UI Symbol" w:cs="Segoe UI Symbol"/>
           <w:sz w:val="24"/>
           <w:szCs w:val="24"/>
           <w:lang w:eastAsia="en-IN"/>
@@ -9847,9 +9847,2666 @@
       </w:r>
     </w:p>
     <w:p>
+      <w:pPr>
+        <w:spacing w:before="100" w:beforeAutospacing="1" w:after="100" w:afterAutospacing="1" w:line="240" w:lineRule="auto"/>
+        <w:rPr>
+          <w:rFonts w:ascii="Segoe UI Symbol" w:eastAsia="Times New Roman" w:hAnsi="Segoe UI Symbol" w:cs="Segoe UI Symbol"/>
+          <w:sz w:val="24"/>
+          <w:szCs w:val="24"/>
+          <w:lang w:eastAsia="en-IN"/>
+        </w:rPr>
+      </w:pPr>
+    </w:p>
+    <w:p>
+      <w:pPr>
+        <w:spacing w:before="100" w:beforeAutospacing="1" w:after="100" w:afterAutospacing="1" w:line="240" w:lineRule="auto"/>
+        <w:rPr>
+          <w:rFonts w:ascii="Segoe UI Symbol" w:eastAsia="Times New Roman" w:hAnsi="Segoe UI Symbol" w:cs="Segoe UI Symbol"/>
+          <w:sz w:val="24"/>
+          <w:szCs w:val="24"/>
+          <w:lang w:eastAsia="en-IN"/>
+        </w:rPr>
+      </w:pPr>
+    </w:p>
+    <w:p>
+      <w:pPr>
+        <w:spacing w:before="100" w:beforeAutospacing="1" w:after="100" w:afterAutospacing="1" w:line="240" w:lineRule="auto"/>
+        <w:rPr>
+          <w:rFonts w:ascii="Segoe UI Symbol" w:eastAsia="Times New Roman" w:hAnsi="Segoe UI Symbol" w:cs="Segoe UI Symbol"/>
+          <w:sz w:val="24"/>
+          <w:szCs w:val="24"/>
+          <w:lang w:eastAsia="en-IN"/>
+        </w:rPr>
+      </w:pPr>
+    </w:p>
+    <w:p>
+      <w:pPr>
+        <w:spacing w:before="100" w:beforeAutospacing="1" w:after="100" w:afterAutospacing="1" w:line="240" w:lineRule="auto"/>
+        <w:rPr>
+          <w:rFonts w:ascii="Segoe UI Symbol" w:eastAsia="Times New Roman" w:hAnsi="Segoe UI Symbol" w:cs="Segoe UI Symbol"/>
+          <w:sz w:val="24"/>
+          <w:szCs w:val="24"/>
+          <w:lang w:eastAsia="en-IN"/>
+        </w:rPr>
+      </w:pPr>
+    </w:p>
+    <w:p>
+      <w:pPr>
+        <w:spacing w:before="100" w:beforeAutospacing="1" w:after="100" w:afterAutospacing="1" w:line="240" w:lineRule="auto"/>
+        <w:rPr>
+          <w:rFonts w:ascii="Times New Roman" w:eastAsia="Times New Roman" w:hAnsi="Times New Roman" w:cs="Times New Roman"/>
+          <w:sz w:val="24"/>
+          <w:szCs w:val="24"/>
+          <w:lang w:eastAsia="en-IN"/>
+        </w:rPr>
+      </w:pPr>
+      <w:r>
+        <w:rPr>
+          <w:rFonts w:ascii="Times New Roman" w:eastAsia="Times New Roman" w:hAnsi="Times New Roman" w:cs="Times New Roman"/>
+          <w:sz w:val="24"/>
+          <w:szCs w:val="24"/>
+          <w:lang w:eastAsia="en-IN"/>
+        </w:rPr>
+        <w:t xml:space="preserve">Perfect </w:t>
+      </w:r>
+      <w:r>
+        <w:rPr>
+          <w:rFonts w:ascii="Segoe UI Symbol" w:eastAsia="Times New Roman" w:hAnsi="Segoe UI Symbol" w:cs="Segoe UI Symbol"/>
+          <w:sz w:val="24"/>
+          <w:szCs w:val="24"/>
+          <w:lang w:eastAsia="en-IN"/>
+        </w:rPr>
+        <w:t>👍</w:t>
+      </w:r>
+      <w:r>
+        <w:rPr>
+          <w:rFonts w:ascii="Times New Roman" w:eastAsia="Times New Roman" w:hAnsi="Times New Roman" w:cs="Times New Roman"/>
+          <w:sz w:val="24"/>
+          <w:szCs w:val="24"/>
+          <w:lang w:eastAsia="en-IN"/>
+        </w:rPr>
+        <w:t xml:space="preserve"> I’ll tell you </w:t>
+      </w:r>
+      <w:r>
+        <w:rPr>
+          <w:rFonts w:ascii="Times New Roman" w:eastAsia="Times New Roman" w:hAnsi="Times New Roman" w:cs="Times New Roman"/>
+          <w:b/>
+          <w:bCs/>
+          <w:sz w:val="24"/>
+          <w:szCs w:val="24"/>
+          <w:lang w:eastAsia="en-IN"/>
+        </w:rPr>
+        <w:t>short and clear</w:t>
+      </w:r>
+      <w:r>
+        <w:rPr>
+          <w:rFonts w:ascii="Times New Roman" w:eastAsia="Times New Roman" w:hAnsi="Times New Roman" w:cs="Times New Roman"/>
+          <w:sz w:val="24"/>
+          <w:szCs w:val="24"/>
+          <w:lang w:eastAsia="en-IN"/>
+        </w:rPr>
+        <w:t xml:space="preserve"> what is still remaining in your </w:t>
+      </w:r>
+      <w:r>
+        <w:rPr>
+          <w:rFonts w:ascii="Times New Roman" w:eastAsia="Times New Roman" w:hAnsi="Times New Roman" w:cs="Times New Roman"/>
+          <w:b/>
+          <w:bCs/>
+          <w:sz w:val="24"/>
+          <w:szCs w:val="24"/>
+          <w:lang w:eastAsia="en-IN"/>
+        </w:rPr>
+        <w:t>Employee Task Dashboard</w:t>
+      </w:r>
+      <w:r>
+        <w:rPr>
+          <w:rFonts w:ascii="Times New Roman" w:eastAsia="Times New Roman" w:hAnsi="Times New Roman" w:cs="Times New Roman"/>
+          <w:sz w:val="24"/>
+          <w:szCs w:val="24"/>
+          <w:lang w:eastAsia="en-IN"/>
+        </w:rPr>
+        <w:t xml:space="preserve"> so we know exactly where we stand.</w:t>
+      </w:r>
+    </w:p>
+    <w:p>
+      <w:pPr>
+        <w:spacing w:after="0" w:line="240" w:lineRule="auto"/>
+        <w:rPr>
+          <w:rFonts w:ascii="Times New Roman" w:eastAsia="Times New Roman" w:hAnsi="Times New Roman" w:cs="Times New Roman"/>
+          <w:sz w:val="24"/>
+          <w:szCs w:val="24"/>
+          <w:lang w:eastAsia="en-IN"/>
+        </w:rPr>
+      </w:pPr>
+      <w:r>
+        <w:rPr>
+          <w:rFonts w:ascii="Times New Roman" w:eastAsia="Times New Roman" w:hAnsi="Times New Roman" w:cs="Times New Roman"/>
+          <w:sz w:val="24"/>
+          <w:szCs w:val="24"/>
+          <w:lang w:eastAsia="en-IN"/>
+        </w:rPr>
+        <w:pict>
+          <v:rect id="_x0000_i1048" style="width:0;height:1.5pt" o:hralign="center" o:hrstd="t" o:hr="t" fillcolor="#a0a0a0" stroked="f"/>
+        </w:pict>
+      </w:r>
+    </w:p>
+    <w:p>
+      <w:pPr>
+        <w:spacing w:before="100" w:beforeAutospacing="1" w:after="100" w:afterAutospacing="1" w:line="240" w:lineRule="auto"/>
+        <w:outlineLvl w:val="0"/>
+        <w:rPr>
+          <w:rFonts w:ascii="Times New Roman" w:eastAsia="Times New Roman" w:hAnsi="Times New Roman" w:cs="Times New Roman"/>
+          <w:b/>
+          <w:bCs/>
+          <w:kern w:val="36"/>
+          <w:sz w:val="48"/>
+          <w:szCs w:val="48"/>
+          <w:lang w:eastAsia="en-IN"/>
+        </w:rPr>
+      </w:pPr>
+      <w:r>
+        <w:rPr>
+          <w:rFonts w:ascii="Segoe UI Symbol" w:eastAsia="Times New Roman" w:hAnsi="Segoe UI Symbol" w:cs="Segoe UI Symbol"/>
+          <w:b/>
+          <w:bCs/>
+          <w:kern w:val="36"/>
+          <w:sz w:val="48"/>
+          <w:szCs w:val="48"/>
+          <w:lang w:eastAsia="en-IN"/>
+        </w:rPr>
+        <w:t>✅</w:t>
+      </w:r>
+      <w:r>
+        <w:rPr>
+          <w:rFonts w:ascii="Times New Roman" w:eastAsia="Times New Roman" w:hAnsi="Times New Roman" w:cs="Times New Roman"/>
+          <w:b/>
+          <w:bCs/>
+          <w:kern w:val="36"/>
+          <w:sz w:val="48"/>
+          <w:szCs w:val="48"/>
+          <w:lang w:eastAsia="en-IN"/>
+        </w:rPr>
+        <w:t xml:space="preserve"> Already Done</w:t>
+      </w:r>
+    </w:p>
+    <w:p>
+      <w:pPr>
+        <w:numPr>
+          <w:ilvl w:val="0"/>
+          <w:numId w:val="18"/>
+        </w:numPr>
+        <w:spacing w:before="100" w:beforeAutospacing="1" w:after="100" w:afterAutospacing="1" w:line="240" w:lineRule="auto"/>
+        <w:rPr>
+          <w:rFonts w:ascii="Times New Roman" w:eastAsia="Times New Roman" w:hAnsi="Times New Roman" w:cs="Times New Roman"/>
+          <w:sz w:val="24"/>
+          <w:szCs w:val="24"/>
+          <w:lang w:eastAsia="en-IN"/>
+        </w:rPr>
+      </w:pPr>
+      <w:r>
+        <w:rPr>
+          <w:rFonts w:ascii="Segoe UI Symbol" w:eastAsia="Times New Roman" w:hAnsi="Segoe UI Symbol" w:cs="Segoe UI Symbol"/>
+          <w:sz w:val="24"/>
+          <w:szCs w:val="24"/>
+          <w:lang w:eastAsia="en-IN"/>
+        </w:rPr>
+        <w:t>✔</w:t>
+      </w:r>
+      <w:r>
+        <w:rPr>
+          <w:rFonts w:ascii="Times New Roman" w:eastAsia="Times New Roman" w:hAnsi="Times New Roman" w:cs="Times New Roman"/>
+          <w:sz w:val="24"/>
+          <w:szCs w:val="24"/>
+          <w:lang w:eastAsia="en-IN"/>
+        </w:rPr>
+        <w:t xml:space="preserve"> Employee login system</w:t>
+      </w:r>
+    </w:p>
+    <w:p>
+      <w:pPr>
+        <w:numPr>
+          <w:ilvl w:val="0"/>
+          <w:numId w:val="18"/>
+        </w:numPr>
+        <w:spacing w:before="100" w:beforeAutospacing="1" w:after="100" w:afterAutospacing="1" w:line="240" w:lineRule="auto"/>
+        <w:rPr>
+          <w:rFonts w:ascii="Times New Roman" w:eastAsia="Times New Roman" w:hAnsi="Times New Roman" w:cs="Times New Roman"/>
+          <w:sz w:val="24"/>
+          <w:szCs w:val="24"/>
+          <w:lang w:eastAsia="en-IN"/>
+        </w:rPr>
+      </w:pPr>
+      <w:r>
+        <w:rPr>
+          <w:rFonts w:ascii="Segoe UI Symbol" w:eastAsia="Times New Roman" w:hAnsi="Segoe UI Symbol" w:cs="Segoe UI Symbol"/>
+          <w:sz w:val="24"/>
+          <w:szCs w:val="24"/>
+          <w:lang w:eastAsia="en-IN"/>
+        </w:rPr>
+        <w:t>✔</w:t>
+      </w:r>
+      <w:r>
+        <w:rPr>
+          <w:rFonts w:ascii="Times New Roman" w:eastAsia="Times New Roman" w:hAnsi="Times New Roman" w:cs="Times New Roman"/>
+          <w:sz w:val="24"/>
+          <w:szCs w:val="24"/>
+          <w:lang w:eastAsia="en-IN"/>
+        </w:rPr>
+        <w:t xml:space="preserve"> Employee layout (sidebar + </w:t>
+      </w:r>
+      <w:proofErr w:type="spellStart"/>
+      <w:r>
+        <w:rPr>
+          <w:rFonts w:ascii="Times New Roman" w:eastAsia="Times New Roman" w:hAnsi="Times New Roman" w:cs="Times New Roman"/>
+          <w:sz w:val="24"/>
+          <w:szCs w:val="24"/>
+          <w:lang w:eastAsia="en-IN"/>
+        </w:rPr>
+        <w:t>topbar</w:t>
+      </w:r>
+      <w:proofErr w:type="spellEnd"/>
+      <w:r>
+        <w:rPr>
+          <w:rFonts w:ascii="Times New Roman" w:eastAsia="Times New Roman" w:hAnsi="Times New Roman" w:cs="Times New Roman"/>
+          <w:sz w:val="24"/>
+          <w:szCs w:val="24"/>
+          <w:lang w:eastAsia="en-IN"/>
+        </w:rPr>
+        <w:t xml:space="preserve"> + responsive)</w:t>
+      </w:r>
+    </w:p>
+    <w:p>
+      <w:pPr>
+        <w:numPr>
+          <w:ilvl w:val="0"/>
+          <w:numId w:val="18"/>
+        </w:numPr>
+        <w:spacing w:before="100" w:beforeAutospacing="1" w:after="100" w:afterAutospacing="1" w:line="240" w:lineRule="auto"/>
+        <w:rPr>
+          <w:rFonts w:ascii="Times New Roman" w:eastAsia="Times New Roman" w:hAnsi="Times New Roman" w:cs="Times New Roman"/>
+          <w:sz w:val="24"/>
+          <w:szCs w:val="24"/>
+          <w:lang w:eastAsia="en-IN"/>
+        </w:rPr>
+      </w:pPr>
+      <w:r>
+        <w:rPr>
+          <w:rFonts w:ascii="Segoe UI Symbol" w:eastAsia="Times New Roman" w:hAnsi="Segoe UI Symbol" w:cs="Segoe UI Symbol"/>
+          <w:sz w:val="24"/>
+          <w:szCs w:val="24"/>
+          <w:lang w:eastAsia="en-IN"/>
+        </w:rPr>
+        <w:t>✔</w:t>
+      </w:r>
+      <w:r>
+        <w:rPr>
+          <w:rFonts w:ascii="Times New Roman" w:eastAsia="Times New Roman" w:hAnsi="Times New Roman" w:cs="Times New Roman"/>
+          <w:sz w:val="24"/>
+          <w:szCs w:val="24"/>
+          <w:lang w:eastAsia="en-IN"/>
+        </w:rPr>
+        <w:t xml:space="preserve"> Task list page (basic)</w:t>
+      </w:r>
+    </w:p>
+    <w:p>
+      <w:pPr>
+        <w:numPr>
+          <w:ilvl w:val="0"/>
+          <w:numId w:val="18"/>
+        </w:numPr>
+        <w:spacing w:before="100" w:beforeAutospacing="1" w:after="100" w:afterAutospacing="1" w:line="240" w:lineRule="auto"/>
+        <w:rPr>
+          <w:rFonts w:ascii="Times New Roman" w:eastAsia="Times New Roman" w:hAnsi="Times New Roman" w:cs="Times New Roman"/>
+          <w:sz w:val="24"/>
+          <w:szCs w:val="24"/>
+          <w:lang w:eastAsia="en-IN"/>
+        </w:rPr>
+      </w:pPr>
+      <w:r>
+        <w:rPr>
+          <w:rFonts w:ascii="Segoe UI Symbol" w:eastAsia="Times New Roman" w:hAnsi="Segoe UI Symbol" w:cs="Segoe UI Symbol"/>
+          <w:sz w:val="24"/>
+          <w:szCs w:val="24"/>
+          <w:lang w:eastAsia="en-IN"/>
+        </w:rPr>
+        <w:t>✔</w:t>
+      </w:r>
+      <w:r>
+        <w:rPr>
+          <w:rFonts w:ascii="Times New Roman" w:eastAsia="Times New Roman" w:hAnsi="Times New Roman" w:cs="Times New Roman"/>
+          <w:sz w:val="24"/>
+          <w:szCs w:val="24"/>
+          <w:lang w:eastAsia="en-IN"/>
+        </w:rPr>
+        <w:t xml:space="preserve"> Task view page</w:t>
+      </w:r>
+    </w:p>
+    <w:p>
+      <w:pPr>
+        <w:numPr>
+          <w:ilvl w:val="0"/>
+          <w:numId w:val="18"/>
+        </w:numPr>
+        <w:spacing w:before="100" w:beforeAutospacing="1" w:after="100" w:afterAutospacing="1" w:line="240" w:lineRule="auto"/>
+        <w:rPr>
+          <w:rFonts w:ascii="Times New Roman" w:eastAsia="Times New Roman" w:hAnsi="Times New Roman" w:cs="Times New Roman"/>
+          <w:sz w:val="24"/>
+          <w:szCs w:val="24"/>
+          <w:lang w:eastAsia="en-IN"/>
+        </w:rPr>
+      </w:pPr>
+      <w:r>
+        <w:rPr>
+          <w:rFonts w:ascii="Segoe UI Symbol" w:eastAsia="Times New Roman" w:hAnsi="Segoe UI Symbol" w:cs="Segoe UI Symbol"/>
+          <w:sz w:val="24"/>
+          <w:szCs w:val="24"/>
+          <w:lang w:eastAsia="en-IN"/>
+        </w:rPr>
+        <w:t>✔</w:t>
+      </w:r>
+      <w:r>
+        <w:rPr>
+          <w:rFonts w:ascii="Times New Roman" w:eastAsia="Times New Roman" w:hAnsi="Times New Roman" w:cs="Times New Roman"/>
+          <w:sz w:val="24"/>
+          <w:szCs w:val="24"/>
+          <w:lang w:eastAsia="en-IN"/>
+        </w:rPr>
+        <w:t xml:space="preserve"> Comment system</w:t>
+      </w:r>
+    </w:p>
+    <w:p>
+      <w:pPr>
+        <w:numPr>
+          <w:ilvl w:val="0"/>
+          <w:numId w:val="18"/>
+        </w:numPr>
+        <w:spacing w:before="100" w:beforeAutospacing="1" w:after="100" w:afterAutospacing="1" w:line="240" w:lineRule="auto"/>
+        <w:rPr>
+          <w:rFonts w:ascii="Times New Roman" w:eastAsia="Times New Roman" w:hAnsi="Times New Roman" w:cs="Times New Roman"/>
+          <w:sz w:val="24"/>
+          <w:szCs w:val="24"/>
+          <w:lang w:eastAsia="en-IN"/>
+        </w:rPr>
+      </w:pPr>
+      <w:r>
+        <w:rPr>
+          <w:rFonts w:ascii="Segoe UI Symbol" w:eastAsia="Times New Roman" w:hAnsi="Segoe UI Symbol" w:cs="Segoe UI Symbol"/>
+          <w:sz w:val="24"/>
+          <w:szCs w:val="24"/>
+          <w:lang w:eastAsia="en-IN"/>
+        </w:rPr>
+        <w:t>✔</w:t>
+      </w:r>
+      <w:r>
+        <w:rPr>
+          <w:rFonts w:ascii="Times New Roman" w:eastAsia="Times New Roman" w:hAnsi="Times New Roman" w:cs="Times New Roman"/>
+          <w:sz w:val="24"/>
+          <w:szCs w:val="24"/>
+          <w:lang w:eastAsia="en-IN"/>
+        </w:rPr>
+        <w:t xml:space="preserve"> File upload</w:t>
+      </w:r>
+    </w:p>
+    <w:p>
+      <w:pPr>
+        <w:numPr>
+          <w:ilvl w:val="0"/>
+          <w:numId w:val="18"/>
+        </w:numPr>
+        <w:spacing w:before="100" w:beforeAutospacing="1" w:after="100" w:afterAutospacing="1" w:line="240" w:lineRule="auto"/>
+        <w:rPr>
+          <w:rFonts w:ascii="Times New Roman" w:eastAsia="Times New Roman" w:hAnsi="Times New Roman" w:cs="Times New Roman"/>
+          <w:sz w:val="24"/>
+          <w:szCs w:val="24"/>
+          <w:lang w:eastAsia="en-IN"/>
+        </w:rPr>
+      </w:pPr>
+      <w:r>
+        <w:rPr>
+          <w:rFonts w:ascii="Segoe UI Symbol" w:eastAsia="Times New Roman" w:hAnsi="Segoe UI Symbol" w:cs="Segoe UI Symbol"/>
+          <w:sz w:val="24"/>
+          <w:szCs w:val="24"/>
+          <w:lang w:eastAsia="en-IN"/>
+        </w:rPr>
+        <w:t>✔</w:t>
+      </w:r>
+      <w:r>
+        <w:rPr>
+          <w:rFonts w:ascii="Times New Roman" w:eastAsia="Times New Roman" w:hAnsi="Times New Roman" w:cs="Times New Roman"/>
+          <w:sz w:val="24"/>
+          <w:szCs w:val="24"/>
+          <w:lang w:eastAsia="en-IN"/>
+        </w:rPr>
+        <w:t xml:space="preserve"> Progress update</w:t>
+      </w:r>
+    </w:p>
+    <w:p>
+      <w:pPr>
+        <w:numPr>
+          <w:ilvl w:val="0"/>
+          <w:numId w:val="18"/>
+        </w:numPr>
+        <w:spacing w:before="100" w:beforeAutospacing="1" w:after="100" w:afterAutospacing="1" w:line="240" w:lineRule="auto"/>
+        <w:rPr>
+          <w:rFonts w:ascii="Times New Roman" w:eastAsia="Times New Roman" w:hAnsi="Times New Roman" w:cs="Times New Roman"/>
+          <w:sz w:val="24"/>
+          <w:szCs w:val="24"/>
+          <w:lang w:eastAsia="en-IN"/>
+        </w:rPr>
+      </w:pPr>
+      <w:r>
+        <w:rPr>
+          <w:rFonts w:ascii="Segoe UI Symbol" w:eastAsia="Times New Roman" w:hAnsi="Segoe UI Symbol" w:cs="Segoe UI Symbol"/>
+          <w:sz w:val="24"/>
+          <w:szCs w:val="24"/>
+          <w:lang w:eastAsia="en-IN"/>
+        </w:rPr>
+        <w:t>✔</w:t>
+      </w:r>
+      <w:r>
+        <w:rPr>
+          <w:rFonts w:ascii="Times New Roman" w:eastAsia="Times New Roman" w:hAnsi="Times New Roman" w:cs="Times New Roman"/>
+          <w:sz w:val="24"/>
+          <w:szCs w:val="24"/>
+          <w:lang w:eastAsia="en-IN"/>
+        </w:rPr>
+        <w:t xml:space="preserve"> Status update</w:t>
+      </w:r>
+    </w:p>
+    <w:p>
+      <w:pPr>
+        <w:numPr>
+          <w:ilvl w:val="0"/>
+          <w:numId w:val="18"/>
+        </w:numPr>
+        <w:spacing w:before="100" w:beforeAutospacing="1" w:after="100" w:afterAutospacing="1" w:line="240" w:lineRule="auto"/>
+        <w:rPr>
+          <w:rFonts w:ascii="Times New Roman" w:eastAsia="Times New Roman" w:hAnsi="Times New Roman" w:cs="Times New Roman"/>
+          <w:sz w:val="24"/>
+          <w:szCs w:val="24"/>
+          <w:lang w:eastAsia="en-IN"/>
+        </w:rPr>
+      </w:pPr>
+      <w:r>
+        <w:rPr>
+          <w:rFonts w:ascii="Segoe UI Symbol" w:eastAsia="Times New Roman" w:hAnsi="Segoe UI Symbol" w:cs="Segoe UI Symbol"/>
+          <w:sz w:val="24"/>
+          <w:szCs w:val="24"/>
+          <w:lang w:eastAsia="en-IN"/>
+        </w:rPr>
+        <w:t>✔</w:t>
+      </w:r>
+      <w:r>
+        <w:rPr>
+          <w:rFonts w:ascii="Times New Roman" w:eastAsia="Times New Roman" w:hAnsi="Times New Roman" w:cs="Times New Roman"/>
+          <w:sz w:val="24"/>
+          <w:szCs w:val="24"/>
+          <w:lang w:eastAsia="en-IN"/>
+        </w:rPr>
+        <w:t xml:space="preserve"> Permission security (assignment check)</w:t>
+      </w:r>
+    </w:p>
+    <w:p>
+      <w:pPr>
+        <w:numPr>
+          <w:ilvl w:val="0"/>
+          <w:numId w:val="18"/>
+        </w:numPr>
+        <w:spacing w:before="100" w:beforeAutospacing="1" w:after="100" w:afterAutospacing="1" w:line="240" w:lineRule="auto"/>
+        <w:rPr>
+          <w:rFonts w:ascii="Times New Roman" w:eastAsia="Times New Roman" w:hAnsi="Times New Roman" w:cs="Times New Roman"/>
+          <w:sz w:val="24"/>
+          <w:szCs w:val="24"/>
+          <w:lang w:eastAsia="en-IN"/>
+        </w:rPr>
+      </w:pPr>
+      <w:r>
+        <w:rPr>
+          <w:rFonts w:ascii="Segoe UI Symbol" w:eastAsia="Times New Roman" w:hAnsi="Segoe UI Symbol" w:cs="Segoe UI Symbol"/>
+          <w:sz w:val="24"/>
+          <w:szCs w:val="24"/>
+          <w:lang w:eastAsia="en-IN"/>
+        </w:rPr>
+        <w:t>✔</w:t>
+      </w:r>
+      <w:r>
+        <w:rPr>
+          <w:rFonts w:ascii="Times New Roman" w:eastAsia="Times New Roman" w:hAnsi="Times New Roman" w:cs="Times New Roman"/>
+          <w:sz w:val="24"/>
+          <w:szCs w:val="24"/>
+          <w:lang w:eastAsia="en-IN"/>
+        </w:rPr>
+        <w:t xml:space="preserve"> Logs system working</w:t>
+      </w:r>
+    </w:p>
+    <w:p>
+      <w:pPr>
+        <w:spacing w:after="0" w:line="240" w:lineRule="auto"/>
+        <w:rPr>
+          <w:rFonts w:ascii="Times New Roman" w:eastAsia="Times New Roman" w:hAnsi="Times New Roman" w:cs="Times New Roman"/>
+          <w:sz w:val="24"/>
+          <w:szCs w:val="24"/>
+          <w:lang w:eastAsia="en-IN"/>
+        </w:rPr>
+      </w:pPr>
+      <w:r>
+        <w:rPr>
+          <w:rFonts w:ascii="Times New Roman" w:eastAsia="Times New Roman" w:hAnsi="Times New Roman" w:cs="Times New Roman"/>
+          <w:sz w:val="24"/>
+          <w:szCs w:val="24"/>
+          <w:lang w:eastAsia="en-IN"/>
+        </w:rPr>
+        <w:lastRenderedPageBreak/>
+        <w:pict>
+          <v:rect id="_x0000_i1049" style="width:0;height:1.5pt" o:hralign="center" o:hrstd="t" o:hr="t" fillcolor="#a0a0a0" stroked="f"/>
+        </w:pict>
+      </w:r>
+    </w:p>
+    <w:p>
+      <w:pPr>
+        <w:spacing w:before="100" w:beforeAutospacing="1" w:after="100" w:afterAutospacing="1" w:line="240" w:lineRule="auto"/>
+        <w:outlineLvl w:val="0"/>
+        <w:rPr>
+          <w:rFonts w:ascii="Times New Roman" w:eastAsia="Times New Roman" w:hAnsi="Times New Roman" w:cs="Times New Roman"/>
+          <w:b/>
+          <w:bCs/>
+          <w:kern w:val="36"/>
+          <w:sz w:val="48"/>
+          <w:szCs w:val="48"/>
+          <w:lang w:eastAsia="en-IN"/>
+        </w:rPr>
+      </w:pPr>
+      <w:r>
+        <w:rPr>
+          <w:rFonts w:ascii="Segoe UI Symbol" w:eastAsia="Times New Roman" w:hAnsi="Segoe UI Symbol" w:cs="Segoe UI Symbol"/>
+          <w:b/>
+          <w:bCs/>
+          <w:kern w:val="36"/>
+          <w:sz w:val="48"/>
+          <w:szCs w:val="48"/>
+          <w:lang w:eastAsia="en-IN"/>
+        </w:rPr>
+        <w:t>🔥</w:t>
+      </w:r>
+      <w:r>
+        <w:rPr>
+          <w:rFonts w:ascii="Times New Roman" w:eastAsia="Times New Roman" w:hAnsi="Times New Roman" w:cs="Times New Roman"/>
+          <w:b/>
+          <w:bCs/>
+          <w:kern w:val="36"/>
+          <w:sz w:val="48"/>
+          <w:szCs w:val="48"/>
+          <w:lang w:eastAsia="en-IN"/>
+        </w:rPr>
+        <w:t xml:space="preserve"> What Is Still Remaining (Important)</w:t>
+      </w:r>
+    </w:p>
+    <w:p>
+      <w:pPr>
+        <w:spacing w:before="100" w:beforeAutospacing="1" w:after="100" w:afterAutospacing="1" w:line="240" w:lineRule="auto"/>
+        <w:outlineLvl w:val="1"/>
+        <w:rPr>
+          <w:rFonts w:ascii="Times New Roman" w:eastAsia="Times New Roman" w:hAnsi="Times New Roman" w:cs="Times New Roman"/>
+          <w:b/>
+          <w:bCs/>
+          <w:sz w:val="36"/>
+          <w:szCs w:val="36"/>
+          <w:lang w:eastAsia="en-IN"/>
+        </w:rPr>
+      </w:pPr>
+      <w:r>
+        <w:rPr>
+          <w:rFonts w:ascii="Times New Roman" w:eastAsia="Times New Roman" w:hAnsi="Times New Roman" w:cs="Times New Roman"/>
+          <w:b/>
+          <w:bCs/>
+          <w:sz w:val="36"/>
+          <w:szCs w:val="36"/>
+          <w:lang w:eastAsia="en-IN"/>
+        </w:rPr>
+        <w:t>1️</w:t>
+      </w:r>
+      <w:r>
+        <w:rPr>
+          <w:rFonts w:ascii="Tahoma" w:eastAsia="Times New Roman" w:hAnsi="Tahoma" w:cs="Tahoma"/>
+          <w:b/>
+          <w:bCs/>
+          <w:sz w:val="36"/>
+          <w:szCs w:val="36"/>
+          <w:lang w:eastAsia="en-IN"/>
+        </w:rPr>
+        <w:t>⃣</w:t>
+      </w:r>
+      <w:r>
+        <w:rPr>
+          <w:rFonts w:ascii="Times New Roman" w:eastAsia="Times New Roman" w:hAnsi="Times New Roman" w:cs="Times New Roman"/>
+          <w:b/>
+          <w:bCs/>
+          <w:sz w:val="36"/>
+          <w:szCs w:val="36"/>
+          <w:lang w:eastAsia="en-IN"/>
+        </w:rPr>
+        <w:t xml:space="preserve"> Employee Task List Improvements</w:t>
+      </w:r>
+    </w:p>
+    <w:p>
+      <w:pPr>
+        <w:numPr>
+          <w:ilvl w:val="0"/>
+          <w:numId w:val="19"/>
+        </w:numPr>
+        <w:spacing w:before="100" w:beforeAutospacing="1" w:after="100" w:afterAutospacing="1" w:line="240" w:lineRule="auto"/>
+        <w:rPr>
+          <w:rFonts w:ascii="Times New Roman" w:eastAsia="Times New Roman" w:hAnsi="Times New Roman" w:cs="Times New Roman"/>
+          <w:sz w:val="24"/>
+          <w:szCs w:val="24"/>
+          <w:lang w:eastAsia="en-IN"/>
+        </w:rPr>
+      </w:pPr>
+      <w:r>
+        <w:rPr>
+          <w:rFonts w:ascii="Segoe UI Symbol" w:eastAsia="Times New Roman" w:hAnsi="Segoe UI Symbol" w:cs="Segoe UI Symbol"/>
+          <w:sz w:val="24"/>
+          <w:szCs w:val="24"/>
+          <w:lang w:eastAsia="en-IN"/>
+        </w:rPr>
+        <w:t>☐</w:t>
+      </w:r>
+      <w:r>
+        <w:rPr>
+          <w:rFonts w:ascii="Times New Roman" w:eastAsia="Times New Roman" w:hAnsi="Times New Roman" w:cs="Times New Roman"/>
+          <w:sz w:val="24"/>
+          <w:szCs w:val="24"/>
+          <w:lang w:eastAsia="en-IN"/>
+        </w:rPr>
+        <w:t xml:space="preserve"> Separate tabs:</w:t>
+      </w:r>
+    </w:p>
+    <w:p>
+      <w:pPr>
+        <w:numPr>
+          <w:ilvl w:val="1"/>
+          <w:numId w:val="19"/>
+        </w:numPr>
+        <w:spacing w:before="100" w:beforeAutospacing="1" w:after="100" w:afterAutospacing="1" w:line="240" w:lineRule="auto"/>
+        <w:rPr>
+          <w:rFonts w:ascii="Times New Roman" w:eastAsia="Times New Roman" w:hAnsi="Times New Roman" w:cs="Times New Roman"/>
+          <w:sz w:val="24"/>
+          <w:szCs w:val="24"/>
+          <w:lang w:eastAsia="en-IN"/>
+        </w:rPr>
+      </w:pPr>
+      <w:r>
+        <w:rPr>
+          <w:rFonts w:ascii="Times New Roman" w:eastAsia="Times New Roman" w:hAnsi="Times New Roman" w:cs="Times New Roman"/>
+          <w:sz w:val="24"/>
+          <w:szCs w:val="24"/>
+          <w:lang w:eastAsia="en-IN"/>
+        </w:rPr>
+        <w:t>My Active Tasks</w:t>
+      </w:r>
+    </w:p>
+    <w:p>
+      <w:pPr>
+        <w:numPr>
+          <w:ilvl w:val="1"/>
+          <w:numId w:val="19"/>
+        </w:numPr>
+        <w:spacing w:before="100" w:beforeAutospacing="1" w:after="100" w:afterAutospacing="1" w:line="240" w:lineRule="auto"/>
+        <w:rPr>
+          <w:rFonts w:ascii="Times New Roman" w:eastAsia="Times New Roman" w:hAnsi="Times New Roman" w:cs="Times New Roman"/>
+          <w:sz w:val="24"/>
+          <w:szCs w:val="24"/>
+          <w:lang w:eastAsia="en-IN"/>
+        </w:rPr>
+      </w:pPr>
+      <w:r>
+        <w:rPr>
+          <w:rFonts w:ascii="Times New Roman" w:eastAsia="Times New Roman" w:hAnsi="Times New Roman" w:cs="Times New Roman"/>
+          <w:sz w:val="24"/>
+          <w:szCs w:val="24"/>
+          <w:lang w:eastAsia="en-IN"/>
+        </w:rPr>
+        <w:t>Completed Tasks</w:t>
+      </w:r>
+    </w:p>
+    <w:p>
+      <w:pPr>
+        <w:numPr>
+          <w:ilvl w:val="1"/>
+          <w:numId w:val="19"/>
+        </w:numPr>
+        <w:spacing w:before="100" w:beforeAutospacing="1" w:after="100" w:afterAutospacing="1" w:line="240" w:lineRule="auto"/>
+        <w:rPr>
+          <w:rFonts w:ascii="Times New Roman" w:eastAsia="Times New Roman" w:hAnsi="Times New Roman" w:cs="Times New Roman"/>
+          <w:sz w:val="24"/>
+          <w:szCs w:val="24"/>
+          <w:lang w:eastAsia="en-IN"/>
+        </w:rPr>
+      </w:pPr>
+      <w:r>
+        <w:rPr>
+          <w:rFonts w:ascii="Times New Roman" w:eastAsia="Times New Roman" w:hAnsi="Times New Roman" w:cs="Times New Roman"/>
+          <w:sz w:val="24"/>
+          <w:szCs w:val="24"/>
+          <w:lang w:eastAsia="en-IN"/>
+        </w:rPr>
+        <w:t>Overdue Tasks</w:t>
+      </w:r>
+    </w:p>
+    <w:p>
+      <w:pPr>
+        <w:numPr>
+          <w:ilvl w:val="0"/>
+          <w:numId w:val="19"/>
+        </w:numPr>
+        <w:spacing w:before="100" w:beforeAutospacing="1" w:after="100" w:afterAutospacing="1" w:line="240" w:lineRule="auto"/>
+        <w:rPr>
+          <w:rFonts w:ascii="Times New Roman" w:eastAsia="Times New Roman" w:hAnsi="Times New Roman" w:cs="Times New Roman"/>
+          <w:sz w:val="24"/>
+          <w:szCs w:val="24"/>
+          <w:lang w:eastAsia="en-IN"/>
+        </w:rPr>
+      </w:pPr>
+      <w:r>
+        <w:rPr>
+          <w:rFonts w:ascii="Segoe UI Symbol" w:eastAsia="Times New Roman" w:hAnsi="Segoe UI Symbol" w:cs="Segoe UI Symbol"/>
+          <w:sz w:val="24"/>
+          <w:szCs w:val="24"/>
+          <w:lang w:eastAsia="en-IN"/>
+        </w:rPr>
+        <w:t>☐</w:t>
+      </w:r>
+      <w:r>
+        <w:rPr>
+          <w:rFonts w:ascii="Times New Roman" w:eastAsia="Times New Roman" w:hAnsi="Times New Roman" w:cs="Times New Roman"/>
+          <w:sz w:val="24"/>
+          <w:szCs w:val="24"/>
+          <w:lang w:eastAsia="en-IN"/>
+        </w:rPr>
+        <w:t xml:space="preserve"> Search inside employee tasks</w:t>
+      </w:r>
+    </w:p>
+    <w:p>
+      <w:pPr>
+        <w:numPr>
+          <w:ilvl w:val="0"/>
+          <w:numId w:val="19"/>
+        </w:numPr>
+        <w:spacing w:before="100" w:beforeAutospacing="1" w:after="100" w:afterAutospacing="1" w:line="240" w:lineRule="auto"/>
+        <w:rPr>
+          <w:rFonts w:ascii="Times New Roman" w:eastAsia="Times New Roman" w:hAnsi="Times New Roman" w:cs="Times New Roman"/>
+          <w:sz w:val="24"/>
+          <w:szCs w:val="24"/>
+          <w:lang w:eastAsia="en-IN"/>
+        </w:rPr>
+      </w:pPr>
+      <w:r>
+        <w:rPr>
+          <w:rFonts w:ascii="Segoe UI Symbol" w:eastAsia="Times New Roman" w:hAnsi="Segoe UI Symbol" w:cs="Segoe UI Symbol"/>
+          <w:sz w:val="24"/>
+          <w:szCs w:val="24"/>
+          <w:lang w:eastAsia="en-IN"/>
+        </w:rPr>
+        <w:t>☐</w:t>
+      </w:r>
+      <w:r>
+        <w:rPr>
+          <w:rFonts w:ascii="Times New Roman" w:eastAsia="Times New Roman" w:hAnsi="Times New Roman" w:cs="Times New Roman"/>
+          <w:sz w:val="24"/>
+          <w:szCs w:val="24"/>
+          <w:lang w:eastAsia="en-IN"/>
+        </w:rPr>
+        <w:t xml:space="preserve"> Task priority </w:t>
+      </w:r>
+      <w:proofErr w:type="spellStart"/>
+      <w:r>
+        <w:rPr>
+          <w:rFonts w:ascii="Times New Roman" w:eastAsia="Times New Roman" w:hAnsi="Times New Roman" w:cs="Times New Roman"/>
+          <w:sz w:val="24"/>
+          <w:szCs w:val="24"/>
+          <w:lang w:eastAsia="en-IN"/>
+        </w:rPr>
+        <w:t>color</w:t>
+      </w:r>
+      <w:proofErr w:type="spellEnd"/>
+      <w:r>
+        <w:rPr>
+          <w:rFonts w:ascii="Times New Roman" w:eastAsia="Times New Roman" w:hAnsi="Times New Roman" w:cs="Times New Roman"/>
+          <w:sz w:val="24"/>
+          <w:szCs w:val="24"/>
+          <w:lang w:eastAsia="en-IN"/>
+        </w:rPr>
+        <w:t xml:space="preserve"> highlight</w:t>
+      </w:r>
+    </w:p>
+    <w:p>
+      <w:pPr>
+        <w:numPr>
+          <w:ilvl w:val="0"/>
+          <w:numId w:val="19"/>
+        </w:numPr>
+        <w:spacing w:before="100" w:beforeAutospacing="1" w:after="100" w:afterAutospacing="1" w:line="240" w:lineRule="auto"/>
+        <w:rPr>
+          <w:rFonts w:ascii="Times New Roman" w:eastAsia="Times New Roman" w:hAnsi="Times New Roman" w:cs="Times New Roman"/>
+          <w:sz w:val="24"/>
+          <w:szCs w:val="24"/>
+          <w:lang w:eastAsia="en-IN"/>
+        </w:rPr>
+      </w:pPr>
+      <w:r>
+        <w:rPr>
+          <w:rFonts w:ascii="Segoe UI Symbol" w:eastAsia="Times New Roman" w:hAnsi="Segoe UI Symbol" w:cs="Segoe UI Symbol"/>
+          <w:sz w:val="24"/>
+          <w:szCs w:val="24"/>
+          <w:lang w:eastAsia="en-IN"/>
+        </w:rPr>
+        <w:t>☐</w:t>
+      </w:r>
+      <w:r>
+        <w:rPr>
+          <w:rFonts w:ascii="Times New Roman" w:eastAsia="Times New Roman" w:hAnsi="Times New Roman" w:cs="Times New Roman"/>
+          <w:sz w:val="24"/>
+          <w:szCs w:val="24"/>
+          <w:lang w:eastAsia="en-IN"/>
+        </w:rPr>
+        <w:t xml:space="preserve"> Pagination</w:t>
+      </w:r>
+    </w:p>
+    <w:p>
+      <w:pPr>
+        <w:numPr>
+          <w:ilvl w:val="0"/>
+          <w:numId w:val="19"/>
+        </w:numPr>
+        <w:spacing w:before="100" w:beforeAutospacing="1" w:after="100" w:afterAutospacing="1" w:line="240" w:lineRule="auto"/>
+        <w:rPr>
+          <w:rFonts w:ascii="Times New Roman" w:eastAsia="Times New Roman" w:hAnsi="Times New Roman" w:cs="Times New Roman"/>
+          <w:sz w:val="24"/>
+          <w:szCs w:val="24"/>
+          <w:lang w:eastAsia="en-IN"/>
+        </w:rPr>
+      </w:pPr>
+      <w:r>
+        <w:rPr>
+          <w:rFonts w:ascii="Segoe UI Symbol" w:eastAsia="Times New Roman" w:hAnsi="Segoe UI Symbol" w:cs="Segoe UI Symbol"/>
+          <w:sz w:val="24"/>
+          <w:szCs w:val="24"/>
+          <w:lang w:eastAsia="en-IN"/>
+        </w:rPr>
+        <w:t>☐</w:t>
+      </w:r>
+      <w:r>
+        <w:rPr>
+          <w:rFonts w:ascii="Times New Roman" w:eastAsia="Times New Roman" w:hAnsi="Times New Roman" w:cs="Times New Roman"/>
+          <w:sz w:val="24"/>
+          <w:szCs w:val="24"/>
+          <w:lang w:eastAsia="en-IN"/>
+        </w:rPr>
+        <w:t xml:space="preserve"> Better mobile card layout</w:t>
+      </w:r>
+    </w:p>
+    <w:p>
+      <w:pPr>
+        <w:spacing w:after="0" w:line="240" w:lineRule="auto"/>
+        <w:rPr>
+          <w:rFonts w:ascii="Times New Roman" w:eastAsia="Times New Roman" w:hAnsi="Times New Roman" w:cs="Times New Roman"/>
+          <w:sz w:val="24"/>
+          <w:szCs w:val="24"/>
+          <w:lang w:eastAsia="en-IN"/>
+        </w:rPr>
+      </w:pPr>
+      <w:r>
+        <w:rPr>
+          <w:rFonts w:ascii="Times New Roman" w:eastAsia="Times New Roman" w:hAnsi="Times New Roman" w:cs="Times New Roman"/>
+          <w:sz w:val="24"/>
+          <w:szCs w:val="24"/>
+          <w:lang w:eastAsia="en-IN"/>
+        </w:rPr>
+        <w:pict>
+          <v:rect id="_x0000_i1050" style="width:0;height:1.5pt" o:hralign="center" o:hrstd="t" o:hr="t" fillcolor="#a0a0a0" stroked="f"/>
+        </w:pict>
+      </w:r>
+    </w:p>
+    <w:p>
+      <w:pPr>
+        <w:spacing w:before="100" w:beforeAutospacing="1" w:after="100" w:afterAutospacing="1" w:line="240" w:lineRule="auto"/>
+        <w:outlineLvl w:val="1"/>
+        <w:rPr>
+          <w:rFonts w:ascii="Times New Roman" w:eastAsia="Times New Roman" w:hAnsi="Times New Roman" w:cs="Times New Roman"/>
+          <w:b/>
+          <w:bCs/>
+          <w:sz w:val="36"/>
+          <w:szCs w:val="36"/>
+          <w:lang w:eastAsia="en-IN"/>
+        </w:rPr>
+      </w:pPr>
+      <w:r>
+        <w:rPr>
+          <w:rFonts w:ascii="Times New Roman" w:eastAsia="Times New Roman" w:hAnsi="Times New Roman" w:cs="Times New Roman"/>
+          <w:b/>
+          <w:bCs/>
+          <w:sz w:val="36"/>
+          <w:szCs w:val="36"/>
+          <w:lang w:eastAsia="en-IN"/>
+        </w:rPr>
+        <w:t>2️</w:t>
+      </w:r>
+      <w:r>
+        <w:rPr>
+          <w:rFonts w:ascii="Tahoma" w:eastAsia="Times New Roman" w:hAnsi="Tahoma" w:cs="Tahoma"/>
+          <w:b/>
+          <w:bCs/>
+          <w:sz w:val="36"/>
+          <w:szCs w:val="36"/>
+          <w:lang w:eastAsia="en-IN"/>
+        </w:rPr>
+        <w:t>⃣</w:t>
+      </w:r>
+      <w:r>
+        <w:rPr>
+          <w:rFonts w:ascii="Times New Roman" w:eastAsia="Times New Roman" w:hAnsi="Times New Roman" w:cs="Times New Roman"/>
+          <w:b/>
+          <w:bCs/>
+          <w:sz w:val="36"/>
+          <w:szCs w:val="36"/>
+          <w:lang w:eastAsia="en-IN"/>
+        </w:rPr>
+        <w:t xml:space="preserve"> Dashboard Statistics (Very Important)</w:t>
+      </w:r>
+    </w:p>
+    <w:p>
+      <w:pPr>
+        <w:spacing w:before="100" w:beforeAutospacing="1" w:after="100" w:afterAutospacing="1" w:line="240" w:lineRule="auto"/>
+        <w:rPr>
+          <w:rFonts w:ascii="Times New Roman" w:eastAsia="Times New Roman" w:hAnsi="Times New Roman" w:cs="Times New Roman"/>
+          <w:sz w:val="24"/>
+          <w:szCs w:val="24"/>
+          <w:lang w:eastAsia="en-IN"/>
+        </w:rPr>
+      </w:pPr>
+      <w:r>
+        <w:rPr>
+          <w:rFonts w:ascii="Times New Roman" w:eastAsia="Times New Roman" w:hAnsi="Times New Roman" w:cs="Times New Roman"/>
+          <w:sz w:val="24"/>
+          <w:szCs w:val="24"/>
+          <w:lang w:eastAsia="en-IN"/>
+        </w:rPr>
+        <w:t>Employee dashboard should show:</w:t>
+      </w:r>
+    </w:p>
+    <w:p>
+      <w:pPr>
+        <w:numPr>
+          <w:ilvl w:val="0"/>
+          <w:numId w:val="20"/>
+        </w:numPr>
+        <w:spacing w:before="100" w:beforeAutospacing="1" w:after="100" w:afterAutospacing="1" w:line="240" w:lineRule="auto"/>
+        <w:rPr>
+          <w:rFonts w:ascii="Times New Roman" w:eastAsia="Times New Roman" w:hAnsi="Times New Roman" w:cs="Times New Roman"/>
+          <w:sz w:val="24"/>
+          <w:szCs w:val="24"/>
+          <w:lang w:eastAsia="en-IN"/>
+        </w:rPr>
+      </w:pPr>
+      <w:r>
+        <w:rPr>
+          <w:rFonts w:ascii="Segoe UI Symbol" w:eastAsia="Times New Roman" w:hAnsi="Segoe UI Symbol" w:cs="Segoe UI Symbol"/>
+          <w:sz w:val="24"/>
+          <w:szCs w:val="24"/>
+          <w:lang w:eastAsia="en-IN"/>
+        </w:rPr>
+        <w:t>☐</w:t>
+      </w:r>
+      <w:r>
+        <w:rPr>
+          <w:rFonts w:ascii="Times New Roman" w:eastAsia="Times New Roman" w:hAnsi="Times New Roman" w:cs="Times New Roman"/>
+          <w:sz w:val="24"/>
+          <w:szCs w:val="24"/>
+          <w:lang w:eastAsia="en-IN"/>
+        </w:rPr>
+        <w:t xml:space="preserve"> Total Assigned Tasks</w:t>
+      </w:r>
+    </w:p>
+    <w:p>
+      <w:pPr>
+        <w:numPr>
+          <w:ilvl w:val="0"/>
+          <w:numId w:val="20"/>
+        </w:numPr>
+        <w:spacing w:before="100" w:beforeAutospacing="1" w:after="100" w:afterAutospacing="1" w:line="240" w:lineRule="auto"/>
+        <w:rPr>
+          <w:rFonts w:ascii="Times New Roman" w:eastAsia="Times New Roman" w:hAnsi="Times New Roman" w:cs="Times New Roman"/>
+          <w:sz w:val="24"/>
+          <w:szCs w:val="24"/>
+          <w:lang w:eastAsia="en-IN"/>
+        </w:rPr>
+      </w:pPr>
+      <w:r>
+        <w:rPr>
+          <w:rFonts w:ascii="Segoe UI Symbol" w:eastAsia="Times New Roman" w:hAnsi="Segoe UI Symbol" w:cs="Segoe UI Symbol"/>
+          <w:sz w:val="24"/>
+          <w:szCs w:val="24"/>
+          <w:lang w:eastAsia="en-IN"/>
+        </w:rPr>
+        <w:t>☐</w:t>
+      </w:r>
+      <w:r>
+        <w:rPr>
+          <w:rFonts w:ascii="Times New Roman" w:eastAsia="Times New Roman" w:hAnsi="Times New Roman" w:cs="Times New Roman"/>
+          <w:sz w:val="24"/>
+          <w:szCs w:val="24"/>
+          <w:lang w:eastAsia="en-IN"/>
+        </w:rPr>
+        <w:t xml:space="preserve"> Pending Tasks</w:t>
+      </w:r>
+    </w:p>
+    <w:p>
+      <w:pPr>
+        <w:numPr>
+          <w:ilvl w:val="0"/>
+          <w:numId w:val="20"/>
+        </w:numPr>
+        <w:spacing w:before="100" w:beforeAutospacing="1" w:after="100" w:afterAutospacing="1" w:line="240" w:lineRule="auto"/>
+        <w:rPr>
+          <w:rFonts w:ascii="Times New Roman" w:eastAsia="Times New Roman" w:hAnsi="Times New Roman" w:cs="Times New Roman"/>
+          <w:sz w:val="24"/>
+          <w:szCs w:val="24"/>
+          <w:lang w:eastAsia="en-IN"/>
+        </w:rPr>
+      </w:pPr>
+      <w:r>
+        <w:rPr>
+          <w:rFonts w:ascii="Segoe UI Symbol" w:eastAsia="Times New Roman" w:hAnsi="Segoe UI Symbol" w:cs="Segoe UI Symbol"/>
+          <w:sz w:val="24"/>
+          <w:szCs w:val="24"/>
+          <w:lang w:eastAsia="en-IN"/>
+        </w:rPr>
+        <w:t>☐</w:t>
+      </w:r>
+      <w:r>
+        <w:rPr>
+          <w:rFonts w:ascii="Times New Roman" w:eastAsia="Times New Roman" w:hAnsi="Times New Roman" w:cs="Times New Roman"/>
+          <w:sz w:val="24"/>
+          <w:szCs w:val="24"/>
+          <w:lang w:eastAsia="en-IN"/>
+        </w:rPr>
+        <w:t xml:space="preserve"> In Progress Tasks</w:t>
+      </w:r>
+    </w:p>
+    <w:p>
+      <w:pPr>
+        <w:numPr>
+          <w:ilvl w:val="0"/>
+          <w:numId w:val="20"/>
+        </w:numPr>
+        <w:spacing w:before="100" w:beforeAutospacing="1" w:after="100" w:afterAutospacing="1" w:line="240" w:lineRule="auto"/>
+        <w:rPr>
+          <w:rFonts w:ascii="Times New Roman" w:eastAsia="Times New Roman" w:hAnsi="Times New Roman" w:cs="Times New Roman"/>
+          <w:sz w:val="24"/>
+          <w:szCs w:val="24"/>
+          <w:lang w:eastAsia="en-IN"/>
+        </w:rPr>
+      </w:pPr>
+      <w:r>
+        <w:rPr>
+          <w:rFonts w:ascii="Segoe UI Symbol" w:eastAsia="Times New Roman" w:hAnsi="Segoe UI Symbol" w:cs="Segoe UI Symbol"/>
+          <w:sz w:val="24"/>
+          <w:szCs w:val="24"/>
+          <w:lang w:eastAsia="en-IN"/>
+        </w:rPr>
+        <w:t>☐</w:t>
+      </w:r>
+      <w:r>
+        <w:rPr>
+          <w:rFonts w:ascii="Times New Roman" w:eastAsia="Times New Roman" w:hAnsi="Times New Roman" w:cs="Times New Roman"/>
+          <w:sz w:val="24"/>
+          <w:szCs w:val="24"/>
+          <w:lang w:eastAsia="en-IN"/>
+        </w:rPr>
+        <w:t xml:space="preserve"> Completed Tasks</w:t>
+      </w:r>
+    </w:p>
+    <w:p>
+      <w:pPr>
+        <w:numPr>
+          <w:ilvl w:val="0"/>
+          <w:numId w:val="20"/>
+        </w:numPr>
+        <w:spacing w:before="100" w:beforeAutospacing="1" w:after="100" w:afterAutospacing="1" w:line="240" w:lineRule="auto"/>
+        <w:rPr>
+          <w:rFonts w:ascii="Times New Roman" w:eastAsia="Times New Roman" w:hAnsi="Times New Roman" w:cs="Times New Roman"/>
+          <w:sz w:val="24"/>
+          <w:szCs w:val="24"/>
+          <w:lang w:eastAsia="en-IN"/>
+        </w:rPr>
+      </w:pPr>
+      <w:r>
+        <w:rPr>
+          <w:rFonts w:ascii="Segoe UI Symbol" w:eastAsia="Times New Roman" w:hAnsi="Segoe UI Symbol" w:cs="Segoe UI Symbol"/>
+          <w:sz w:val="24"/>
+          <w:szCs w:val="24"/>
+          <w:lang w:eastAsia="en-IN"/>
+        </w:rPr>
+        <w:t>☐</w:t>
+      </w:r>
+      <w:r>
+        <w:rPr>
+          <w:rFonts w:ascii="Times New Roman" w:eastAsia="Times New Roman" w:hAnsi="Times New Roman" w:cs="Times New Roman"/>
+          <w:sz w:val="24"/>
+          <w:szCs w:val="24"/>
+          <w:lang w:eastAsia="en-IN"/>
+        </w:rPr>
+        <w:t xml:space="preserve"> Overdue Tasks</w:t>
+      </w:r>
+    </w:p>
+    <w:p>
+      <w:pPr>
+        <w:spacing w:before="100" w:beforeAutospacing="1" w:after="100" w:afterAutospacing="1" w:line="240" w:lineRule="auto"/>
+        <w:rPr>
+          <w:rFonts w:ascii="Times New Roman" w:eastAsia="Times New Roman" w:hAnsi="Times New Roman" w:cs="Times New Roman"/>
+          <w:sz w:val="24"/>
+          <w:szCs w:val="24"/>
+          <w:lang w:eastAsia="en-IN"/>
+        </w:rPr>
+      </w:pPr>
+      <w:r>
+        <w:rPr>
+          <w:rFonts w:ascii="Segoe UI Symbol" w:eastAsia="Times New Roman" w:hAnsi="Segoe UI Symbol" w:cs="Segoe UI Symbol"/>
+          <w:sz w:val="24"/>
+          <w:szCs w:val="24"/>
+          <w:lang w:eastAsia="en-IN"/>
+        </w:rPr>
+        <w:t>👉</w:t>
+      </w:r>
+      <w:r>
+        <w:rPr>
+          <w:rFonts w:ascii="Times New Roman" w:eastAsia="Times New Roman" w:hAnsi="Times New Roman" w:cs="Times New Roman"/>
+          <w:sz w:val="24"/>
+          <w:szCs w:val="24"/>
+          <w:lang w:eastAsia="en-IN"/>
+        </w:rPr>
+        <w:t xml:space="preserve"> Right now dashboard is just "Hello User"</w:t>
+      </w:r>
+    </w:p>
+    <w:p>
+      <w:pPr>
+        <w:spacing w:before="100" w:beforeAutospacing="1" w:after="100" w:afterAutospacing="1" w:line="240" w:lineRule="auto"/>
+        <w:rPr>
+          <w:rFonts w:ascii="Times New Roman" w:eastAsia="Times New Roman" w:hAnsi="Times New Roman" w:cs="Times New Roman"/>
+          <w:sz w:val="24"/>
+          <w:szCs w:val="24"/>
+          <w:lang w:eastAsia="en-IN"/>
+        </w:rPr>
+      </w:pPr>
+      <w:r>
+        <w:rPr>
+          <w:rFonts w:ascii="Times New Roman" w:eastAsia="Times New Roman" w:hAnsi="Times New Roman" w:cs="Times New Roman"/>
+          <w:sz w:val="24"/>
+          <w:szCs w:val="24"/>
+          <w:lang w:eastAsia="en-IN"/>
+        </w:rPr>
+        <w:t xml:space="preserve">It needs </w:t>
+      </w:r>
+      <w:r>
+        <w:rPr>
+          <w:rFonts w:ascii="Times New Roman" w:eastAsia="Times New Roman" w:hAnsi="Times New Roman" w:cs="Times New Roman"/>
+          <w:b/>
+          <w:bCs/>
+          <w:sz w:val="24"/>
+          <w:szCs w:val="24"/>
+          <w:lang w:eastAsia="en-IN"/>
+        </w:rPr>
+        <w:t>real data cards like admin dashboard but simplified.</w:t>
+      </w:r>
+    </w:p>
+    <w:p>
+      <w:pPr>
+        <w:spacing w:after="0" w:line="240" w:lineRule="auto"/>
+        <w:rPr>
+          <w:rFonts w:ascii="Times New Roman" w:eastAsia="Times New Roman" w:hAnsi="Times New Roman" w:cs="Times New Roman"/>
+          <w:sz w:val="24"/>
+          <w:szCs w:val="24"/>
+          <w:lang w:eastAsia="en-IN"/>
+        </w:rPr>
+      </w:pPr>
+      <w:r>
+        <w:rPr>
+          <w:rFonts w:ascii="Times New Roman" w:eastAsia="Times New Roman" w:hAnsi="Times New Roman" w:cs="Times New Roman"/>
+          <w:sz w:val="24"/>
+          <w:szCs w:val="24"/>
+          <w:lang w:eastAsia="en-IN"/>
+        </w:rPr>
+        <w:pict>
+          <v:rect id="_x0000_i1051" style="width:0;height:1.5pt" o:hralign="center" o:hrstd="t" o:hr="t" fillcolor="#a0a0a0" stroked="f"/>
+        </w:pict>
+      </w:r>
+    </w:p>
+    <w:p>
+      <w:pPr>
+        <w:spacing w:before="100" w:beforeAutospacing="1" w:after="100" w:afterAutospacing="1" w:line="240" w:lineRule="auto"/>
+        <w:outlineLvl w:val="1"/>
+        <w:rPr>
+          <w:rFonts w:ascii="Times New Roman" w:eastAsia="Times New Roman" w:hAnsi="Times New Roman" w:cs="Times New Roman"/>
+          <w:b/>
+          <w:bCs/>
+          <w:sz w:val="36"/>
+          <w:szCs w:val="36"/>
+          <w:lang w:eastAsia="en-IN"/>
+        </w:rPr>
+      </w:pPr>
+      <w:r>
+        <w:rPr>
+          <w:rFonts w:ascii="Times New Roman" w:eastAsia="Times New Roman" w:hAnsi="Times New Roman" w:cs="Times New Roman"/>
+          <w:b/>
+          <w:bCs/>
+          <w:sz w:val="36"/>
+          <w:szCs w:val="36"/>
+          <w:lang w:eastAsia="en-IN"/>
+        </w:rPr>
+        <w:t>3️</w:t>
+      </w:r>
+      <w:r>
+        <w:rPr>
+          <w:rFonts w:ascii="Tahoma" w:eastAsia="Times New Roman" w:hAnsi="Tahoma" w:cs="Tahoma"/>
+          <w:b/>
+          <w:bCs/>
+          <w:sz w:val="36"/>
+          <w:szCs w:val="36"/>
+          <w:lang w:eastAsia="en-IN"/>
+        </w:rPr>
+        <w:t>⃣</w:t>
+      </w:r>
+      <w:r>
+        <w:rPr>
+          <w:rFonts w:ascii="Times New Roman" w:eastAsia="Times New Roman" w:hAnsi="Times New Roman" w:cs="Times New Roman"/>
+          <w:b/>
+          <w:bCs/>
+          <w:sz w:val="36"/>
+          <w:szCs w:val="36"/>
+          <w:lang w:eastAsia="en-IN"/>
+        </w:rPr>
+        <w:t xml:space="preserve"> Overdue Logic UI Improvement</w:t>
+      </w:r>
+    </w:p>
+    <w:p>
+      <w:pPr>
+        <w:numPr>
+          <w:ilvl w:val="0"/>
+          <w:numId w:val="21"/>
+        </w:numPr>
+        <w:spacing w:before="100" w:beforeAutospacing="1" w:after="100" w:afterAutospacing="1" w:line="240" w:lineRule="auto"/>
+        <w:rPr>
+          <w:rFonts w:ascii="Times New Roman" w:eastAsia="Times New Roman" w:hAnsi="Times New Roman" w:cs="Times New Roman"/>
+          <w:sz w:val="24"/>
+          <w:szCs w:val="24"/>
+          <w:lang w:eastAsia="en-IN"/>
+        </w:rPr>
+      </w:pPr>
+      <w:r>
+        <w:rPr>
+          <w:rFonts w:ascii="Segoe UI Symbol" w:eastAsia="Times New Roman" w:hAnsi="Segoe UI Symbol" w:cs="Segoe UI Symbol"/>
+          <w:sz w:val="24"/>
+          <w:szCs w:val="24"/>
+          <w:lang w:eastAsia="en-IN"/>
+        </w:rPr>
+        <w:t>☐</w:t>
+      </w:r>
+      <w:r>
+        <w:rPr>
+          <w:rFonts w:ascii="Times New Roman" w:eastAsia="Times New Roman" w:hAnsi="Times New Roman" w:cs="Times New Roman"/>
+          <w:sz w:val="24"/>
+          <w:szCs w:val="24"/>
+          <w:lang w:eastAsia="en-IN"/>
+        </w:rPr>
+        <w:t xml:space="preserve"> Show red border on overdue task</w:t>
+      </w:r>
+    </w:p>
+    <w:p>
+      <w:pPr>
+        <w:numPr>
+          <w:ilvl w:val="0"/>
+          <w:numId w:val="21"/>
+        </w:numPr>
+        <w:spacing w:before="100" w:beforeAutospacing="1" w:after="100" w:afterAutospacing="1" w:line="240" w:lineRule="auto"/>
+        <w:rPr>
+          <w:rFonts w:ascii="Times New Roman" w:eastAsia="Times New Roman" w:hAnsi="Times New Roman" w:cs="Times New Roman"/>
+          <w:sz w:val="24"/>
+          <w:szCs w:val="24"/>
+          <w:lang w:eastAsia="en-IN"/>
+        </w:rPr>
+      </w:pPr>
+      <w:r>
+        <w:rPr>
+          <w:rFonts w:ascii="Segoe UI Symbol" w:eastAsia="Times New Roman" w:hAnsi="Segoe UI Symbol" w:cs="Segoe UI Symbol"/>
+          <w:sz w:val="24"/>
+          <w:szCs w:val="24"/>
+          <w:lang w:eastAsia="en-IN"/>
+        </w:rPr>
+        <w:t>☐</w:t>
+      </w:r>
+      <w:r>
+        <w:rPr>
+          <w:rFonts w:ascii="Times New Roman" w:eastAsia="Times New Roman" w:hAnsi="Times New Roman" w:cs="Times New Roman"/>
+          <w:sz w:val="24"/>
+          <w:szCs w:val="24"/>
+          <w:lang w:eastAsia="en-IN"/>
+        </w:rPr>
+        <w:t xml:space="preserve"> Show “Overdue” badge</w:t>
+      </w:r>
+    </w:p>
+    <w:p>
+      <w:pPr>
+        <w:numPr>
+          <w:ilvl w:val="0"/>
+          <w:numId w:val="21"/>
+        </w:numPr>
+        <w:spacing w:before="100" w:beforeAutospacing="1" w:after="100" w:afterAutospacing="1" w:line="240" w:lineRule="auto"/>
+        <w:rPr>
+          <w:rFonts w:ascii="Times New Roman" w:eastAsia="Times New Roman" w:hAnsi="Times New Roman" w:cs="Times New Roman"/>
+          <w:sz w:val="24"/>
+          <w:szCs w:val="24"/>
+          <w:lang w:eastAsia="en-IN"/>
+        </w:rPr>
+      </w:pPr>
+      <w:r>
+        <w:rPr>
+          <w:rFonts w:ascii="Segoe UI Symbol" w:eastAsia="Times New Roman" w:hAnsi="Segoe UI Symbol" w:cs="Segoe UI Symbol"/>
+          <w:sz w:val="24"/>
+          <w:szCs w:val="24"/>
+          <w:lang w:eastAsia="en-IN"/>
+        </w:rPr>
+        <w:t>☐</w:t>
+      </w:r>
+      <w:r>
+        <w:rPr>
+          <w:rFonts w:ascii="Times New Roman" w:eastAsia="Times New Roman" w:hAnsi="Times New Roman" w:cs="Times New Roman"/>
+          <w:sz w:val="24"/>
+          <w:szCs w:val="24"/>
+          <w:lang w:eastAsia="en-IN"/>
+        </w:rPr>
+        <w:t xml:space="preserve"> Maybe auto-notification (later)</w:t>
+      </w:r>
+    </w:p>
+    <w:p>
+      <w:pPr>
+        <w:spacing w:after="0" w:line="240" w:lineRule="auto"/>
+        <w:rPr>
+          <w:rFonts w:ascii="Times New Roman" w:eastAsia="Times New Roman" w:hAnsi="Times New Roman" w:cs="Times New Roman"/>
+          <w:sz w:val="24"/>
+          <w:szCs w:val="24"/>
+          <w:lang w:eastAsia="en-IN"/>
+        </w:rPr>
+      </w:pPr>
+      <w:r>
+        <w:rPr>
+          <w:rFonts w:ascii="Times New Roman" w:eastAsia="Times New Roman" w:hAnsi="Times New Roman" w:cs="Times New Roman"/>
+          <w:sz w:val="24"/>
+          <w:szCs w:val="24"/>
+          <w:lang w:eastAsia="en-IN"/>
+        </w:rPr>
+        <w:pict>
+          <v:rect id="_x0000_i1052" style="width:0;height:1.5pt" o:hralign="center" o:hrstd="t" o:hr="t" fillcolor="#a0a0a0" stroked="f"/>
+        </w:pict>
+      </w:r>
+    </w:p>
+    <w:p>
+      <w:pPr>
+        <w:spacing w:before="100" w:beforeAutospacing="1" w:after="100" w:afterAutospacing="1" w:line="240" w:lineRule="auto"/>
+        <w:outlineLvl w:val="1"/>
+        <w:rPr>
+          <w:rFonts w:ascii="Times New Roman" w:eastAsia="Times New Roman" w:hAnsi="Times New Roman" w:cs="Times New Roman"/>
+          <w:b/>
+          <w:bCs/>
+          <w:sz w:val="36"/>
+          <w:szCs w:val="36"/>
+          <w:lang w:eastAsia="en-IN"/>
+        </w:rPr>
+      </w:pPr>
+      <w:r>
+        <w:rPr>
+          <w:rFonts w:ascii="Times New Roman" w:eastAsia="Times New Roman" w:hAnsi="Times New Roman" w:cs="Times New Roman"/>
+          <w:b/>
+          <w:bCs/>
+          <w:sz w:val="36"/>
+          <w:szCs w:val="36"/>
+          <w:lang w:eastAsia="en-IN"/>
+        </w:rPr>
+        <w:t>4️</w:t>
+      </w:r>
+      <w:r>
+        <w:rPr>
+          <w:rFonts w:ascii="Tahoma" w:eastAsia="Times New Roman" w:hAnsi="Tahoma" w:cs="Tahoma"/>
+          <w:b/>
+          <w:bCs/>
+          <w:sz w:val="36"/>
+          <w:szCs w:val="36"/>
+          <w:lang w:eastAsia="en-IN"/>
+        </w:rPr>
+        <w:t>⃣</w:t>
+      </w:r>
+      <w:r>
+        <w:rPr>
+          <w:rFonts w:ascii="Times New Roman" w:eastAsia="Times New Roman" w:hAnsi="Times New Roman" w:cs="Times New Roman"/>
+          <w:b/>
+          <w:bCs/>
+          <w:sz w:val="36"/>
+          <w:szCs w:val="36"/>
+          <w:lang w:eastAsia="en-IN"/>
+        </w:rPr>
+        <w:t xml:space="preserve"> Task Filters</w:t>
+      </w:r>
+    </w:p>
+    <w:p>
+      <w:pPr>
+        <w:numPr>
+          <w:ilvl w:val="0"/>
+          <w:numId w:val="22"/>
+        </w:numPr>
+        <w:spacing w:before="100" w:beforeAutospacing="1" w:after="100" w:afterAutospacing="1" w:line="240" w:lineRule="auto"/>
+        <w:rPr>
+          <w:rFonts w:ascii="Times New Roman" w:eastAsia="Times New Roman" w:hAnsi="Times New Roman" w:cs="Times New Roman"/>
+          <w:sz w:val="24"/>
+          <w:szCs w:val="24"/>
+          <w:lang w:eastAsia="en-IN"/>
+        </w:rPr>
+      </w:pPr>
+      <w:r>
+        <w:rPr>
+          <w:rFonts w:ascii="Segoe UI Symbol" w:eastAsia="Times New Roman" w:hAnsi="Segoe UI Symbol" w:cs="Segoe UI Symbol"/>
+          <w:sz w:val="24"/>
+          <w:szCs w:val="24"/>
+          <w:lang w:eastAsia="en-IN"/>
+        </w:rPr>
+        <w:t>☐</w:t>
+      </w:r>
+      <w:r>
+        <w:rPr>
+          <w:rFonts w:ascii="Times New Roman" w:eastAsia="Times New Roman" w:hAnsi="Times New Roman" w:cs="Times New Roman"/>
+          <w:sz w:val="24"/>
+          <w:szCs w:val="24"/>
+          <w:lang w:eastAsia="en-IN"/>
+        </w:rPr>
+        <w:t xml:space="preserve"> Filter by status</w:t>
+      </w:r>
+    </w:p>
+    <w:p>
+      <w:pPr>
+        <w:numPr>
+          <w:ilvl w:val="0"/>
+          <w:numId w:val="22"/>
+        </w:numPr>
+        <w:spacing w:before="100" w:beforeAutospacing="1" w:after="100" w:afterAutospacing="1" w:line="240" w:lineRule="auto"/>
+        <w:rPr>
+          <w:rFonts w:ascii="Times New Roman" w:eastAsia="Times New Roman" w:hAnsi="Times New Roman" w:cs="Times New Roman"/>
+          <w:sz w:val="24"/>
+          <w:szCs w:val="24"/>
+          <w:lang w:eastAsia="en-IN"/>
+        </w:rPr>
+      </w:pPr>
+      <w:r>
+        <w:rPr>
+          <w:rFonts w:ascii="Segoe UI Symbol" w:eastAsia="Times New Roman" w:hAnsi="Segoe UI Symbol" w:cs="Segoe UI Symbol"/>
+          <w:sz w:val="24"/>
+          <w:szCs w:val="24"/>
+          <w:lang w:eastAsia="en-IN"/>
+        </w:rPr>
+        <w:t>☐</w:t>
+      </w:r>
+      <w:r>
+        <w:rPr>
+          <w:rFonts w:ascii="Times New Roman" w:eastAsia="Times New Roman" w:hAnsi="Times New Roman" w:cs="Times New Roman"/>
+          <w:sz w:val="24"/>
+          <w:szCs w:val="24"/>
+          <w:lang w:eastAsia="en-IN"/>
+        </w:rPr>
+        <w:t xml:space="preserve"> Filter by priority</w:t>
+      </w:r>
+    </w:p>
+    <w:p>
+      <w:pPr>
+        <w:numPr>
+          <w:ilvl w:val="0"/>
+          <w:numId w:val="22"/>
+        </w:numPr>
+        <w:spacing w:before="100" w:beforeAutospacing="1" w:after="100" w:afterAutospacing="1" w:line="240" w:lineRule="auto"/>
+        <w:rPr>
+          <w:rFonts w:ascii="Times New Roman" w:eastAsia="Times New Roman" w:hAnsi="Times New Roman" w:cs="Times New Roman"/>
+          <w:sz w:val="24"/>
+          <w:szCs w:val="24"/>
+          <w:lang w:eastAsia="en-IN"/>
+        </w:rPr>
+      </w:pPr>
+      <w:r>
+        <w:rPr>
+          <w:rFonts w:ascii="Segoe UI Symbol" w:eastAsia="Times New Roman" w:hAnsi="Segoe UI Symbol" w:cs="Segoe UI Symbol"/>
+          <w:sz w:val="24"/>
+          <w:szCs w:val="24"/>
+          <w:lang w:eastAsia="en-IN"/>
+        </w:rPr>
+        <w:t>☐</w:t>
+      </w:r>
+      <w:r>
+        <w:rPr>
+          <w:rFonts w:ascii="Times New Roman" w:eastAsia="Times New Roman" w:hAnsi="Times New Roman" w:cs="Times New Roman"/>
+          <w:sz w:val="24"/>
+          <w:szCs w:val="24"/>
+          <w:lang w:eastAsia="en-IN"/>
+        </w:rPr>
+        <w:t xml:space="preserve"> Sort by due date</w:t>
+      </w:r>
+    </w:p>
+    <w:p>
+      <w:pPr>
+        <w:numPr>
+          <w:ilvl w:val="0"/>
+          <w:numId w:val="22"/>
+        </w:numPr>
+        <w:spacing w:before="100" w:beforeAutospacing="1" w:after="100" w:afterAutospacing="1" w:line="240" w:lineRule="auto"/>
+        <w:rPr>
+          <w:rFonts w:ascii="Times New Roman" w:eastAsia="Times New Roman" w:hAnsi="Times New Roman" w:cs="Times New Roman"/>
+          <w:sz w:val="24"/>
+          <w:szCs w:val="24"/>
+          <w:lang w:eastAsia="en-IN"/>
+        </w:rPr>
+      </w:pPr>
+      <w:r>
+        <w:rPr>
+          <w:rFonts w:ascii="Segoe UI Symbol" w:eastAsia="Times New Roman" w:hAnsi="Segoe UI Symbol" w:cs="Segoe UI Symbol"/>
+          <w:sz w:val="24"/>
+          <w:szCs w:val="24"/>
+          <w:lang w:eastAsia="en-IN"/>
+        </w:rPr>
+        <w:t>☐</w:t>
+      </w:r>
+      <w:r>
+        <w:rPr>
+          <w:rFonts w:ascii="Times New Roman" w:eastAsia="Times New Roman" w:hAnsi="Times New Roman" w:cs="Times New Roman"/>
+          <w:sz w:val="24"/>
+          <w:szCs w:val="24"/>
+          <w:lang w:eastAsia="en-IN"/>
+        </w:rPr>
+        <w:t xml:space="preserve"> Show only “Today’s tasks”</w:t>
+      </w:r>
+    </w:p>
+    <w:p>
+      <w:pPr>
+        <w:spacing w:after="0" w:line="240" w:lineRule="auto"/>
+        <w:rPr>
+          <w:rFonts w:ascii="Times New Roman" w:eastAsia="Times New Roman" w:hAnsi="Times New Roman" w:cs="Times New Roman"/>
+          <w:sz w:val="24"/>
+          <w:szCs w:val="24"/>
+          <w:lang w:eastAsia="en-IN"/>
+        </w:rPr>
+      </w:pPr>
+      <w:r>
+        <w:rPr>
+          <w:rFonts w:ascii="Times New Roman" w:eastAsia="Times New Roman" w:hAnsi="Times New Roman" w:cs="Times New Roman"/>
+          <w:sz w:val="24"/>
+          <w:szCs w:val="24"/>
+          <w:lang w:eastAsia="en-IN"/>
+        </w:rPr>
+        <w:pict>
+          <v:rect id="_x0000_i1053" style="width:0;height:1.5pt" o:hralign="center" o:hrstd="t" o:hr="t" fillcolor="#a0a0a0" stroked="f"/>
+        </w:pict>
+      </w:r>
+    </w:p>
+    <w:p>
+      <w:pPr>
+        <w:spacing w:before="100" w:beforeAutospacing="1" w:after="100" w:afterAutospacing="1" w:line="240" w:lineRule="auto"/>
+        <w:outlineLvl w:val="1"/>
+        <w:rPr>
+          <w:rFonts w:ascii="Times New Roman" w:eastAsia="Times New Roman" w:hAnsi="Times New Roman" w:cs="Times New Roman"/>
+          <w:b/>
+          <w:bCs/>
+          <w:sz w:val="36"/>
+          <w:szCs w:val="36"/>
+          <w:lang w:eastAsia="en-IN"/>
+        </w:rPr>
+      </w:pPr>
+      <w:r>
+        <w:rPr>
+          <w:rFonts w:ascii="Times New Roman" w:eastAsia="Times New Roman" w:hAnsi="Times New Roman" w:cs="Times New Roman"/>
+          <w:b/>
+          <w:bCs/>
+          <w:sz w:val="36"/>
+          <w:szCs w:val="36"/>
+          <w:lang w:eastAsia="en-IN"/>
+        </w:rPr>
+        <w:lastRenderedPageBreak/>
+        <w:t>5️</w:t>
+      </w:r>
+      <w:r>
+        <w:rPr>
+          <w:rFonts w:ascii="Tahoma" w:eastAsia="Times New Roman" w:hAnsi="Tahoma" w:cs="Tahoma"/>
+          <w:b/>
+          <w:bCs/>
+          <w:sz w:val="36"/>
+          <w:szCs w:val="36"/>
+          <w:lang w:eastAsia="en-IN"/>
+        </w:rPr>
+        <w:t>⃣</w:t>
+      </w:r>
+      <w:r>
+        <w:rPr>
+          <w:rFonts w:ascii="Times New Roman" w:eastAsia="Times New Roman" w:hAnsi="Times New Roman" w:cs="Times New Roman"/>
+          <w:b/>
+          <w:bCs/>
+          <w:sz w:val="36"/>
+          <w:szCs w:val="36"/>
+          <w:lang w:eastAsia="en-IN"/>
+        </w:rPr>
+        <w:t xml:space="preserve"> Activity Section</w:t>
+      </w:r>
+    </w:p>
+    <w:p>
+      <w:pPr>
+        <w:spacing w:before="100" w:beforeAutospacing="1" w:after="100" w:afterAutospacing="1" w:line="240" w:lineRule="auto"/>
+        <w:rPr>
+          <w:rFonts w:ascii="Times New Roman" w:eastAsia="Times New Roman" w:hAnsi="Times New Roman" w:cs="Times New Roman"/>
+          <w:sz w:val="24"/>
+          <w:szCs w:val="24"/>
+          <w:lang w:eastAsia="en-IN"/>
+        </w:rPr>
+      </w:pPr>
+      <w:r>
+        <w:rPr>
+          <w:rFonts w:ascii="Times New Roman" w:eastAsia="Times New Roman" w:hAnsi="Times New Roman" w:cs="Times New Roman"/>
+          <w:sz w:val="24"/>
+          <w:szCs w:val="24"/>
+          <w:lang w:eastAsia="en-IN"/>
+        </w:rPr>
+        <w:t>Optional but professional:</w:t>
+      </w:r>
+    </w:p>
+    <w:p>
+      <w:pPr>
+        <w:numPr>
+          <w:ilvl w:val="0"/>
+          <w:numId w:val="23"/>
+        </w:numPr>
+        <w:spacing w:before="100" w:beforeAutospacing="1" w:after="100" w:afterAutospacing="1" w:line="240" w:lineRule="auto"/>
+        <w:rPr>
+          <w:rFonts w:ascii="Times New Roman" w:eastAsia="Times New Roman" w:hAnsi="Times New Roman" w:cs="Times New Roman"/>
+          <w:sz w:val="24"/>
+          <w:szCs w:val="24"/>
+          <w:lang w:eastAsia="en-IN"/>
+        </w:rPr>
+      </w:pPr>
+      <w:r>
+        <w:rPr>
+          <w:rFonts w:ascii="Segoe UI Symbol" w:eastAsia="Times New Roman" w:hAnsi="Segoe UI Symbol" w:cs="Segoe UI Symbol"/>
+          <w:sz w:val="24"/>
+          <w:szCs w:val="24"/>
+          <w:lang w:eastAsia="en-IN"/>
+        </w:rPr>
+        <w:t>☐</w:t>
+      </w:r>
+      <w:r>
+        <w:rPr>
+          <w:rFonts w:ascii="Times New Roman" w:eastAsia="Times New Roman" w:hAnsi="Times New Roman" w:cs="Times New Roman"/>
+          <w:sz w:val="24"/>
+          <w:szCs w:val="24"/>
+          <w:lang w:eastAsia="en-IN"/>
+        </w:rPr>
+        <w:t xml:space="preserve"> “Recent activity” for employee only</w:t>
+      </w:r>
+    </w:p>
+    <w:p>
+      <w:pPr>
+        <w:numPr>
+          <w:ilvl w:val="0"/>
+          <w:numId w:val="23"/>
+        </w:numPr>
+        <w:spacing w:before="100" w:beforeAutospacing="1" w:after="100" w:afterAutospacing="1" w:line="240" w:lineRule="auto"/>
+        <w:rPr>
+          <w:rFonts w:ascii="Times New Roman" w:eastAsia="Times New Roman" w:hAnsi="Times New Roman" w:cs="Times New Roman"/>
+          <w:sz w:val="24"/>
+          <w:szCs w:val="24"/>
+          <w:lang w:eastAsia="en-IN"/>
+        </w:rPr>
+      </w:pPr>
+      <w:r>
+        <w:rPr>
+          <w:rFonts w:ascii="Segoe UI Symbol" w:eastAsia="Times New Roman" w:hAnsi="Segoe UI Symbol" w:cs="Segoe UI Symbol"/>
+          <w:sz w:val="24"/>
+          <w:szCs w:val="24"/>
+          <w:lang w:eastAsia="en-IN"/>
+        </w:rPr>
+        <w:t>☐</w:t>
+      </w:r>
+      <w:r>
+        <w:rPr>
+          <w:rFonts w:ascii="Times New Roman" w:eastAsia="Times New Roman" w:hAnsi="Times New Roman" w:cs="Times New Roman"/>
+          <w:sz w:val="24"/>
+          <w:szCs w:val="24"/>
+          <w:lang w:eastAsia="en-IN"/>
+        </w:rPr>
+        <w:t xml:space="preserve"> Show latest comment / status change</w:t>
+      </w:r>
+    </w:p>
+    <w:p>
+      <w:pPr>
+        <w:spacing w:after="0" w:line="240" w:lineRule="auto"/>
+        <w:rPr>
+          <w:rFonts w:ascii="Times New Roman" w:eastAsia="Times New Roman" w:hAnsi="Times New Roman" w:cs="Times New Roman"/>
+          <w:sz w:val="24"/>
+          <w:szCs w:val="24"/>
+          <w:lang w:eastAsia="en-IN"/>
+        </w:rPr>
+      </w:pPr>
+      <w:r>
+        <w:rPr>
+          <w:rFonts w:ascii="Times New Roman" w:eastAsia="Times New Roman" w:hAnsi="Times New Roman" w:cs="Times New Roman"/>
+          <w:sz w:val="24"/>
+          <w:szCs w:val="24"/>
+          <w:lang w:eastAsia="en-IN"/>
+        </w:rPr>
+        <w:pict>
+          <v:rect id="_x0000_i1054" style="width:0;height:1.5pt" o:hralign="center" o:hrstd="t" o:hr="t" fillcolor="#a0a0a0" stroked="f"/>
+        </w:pict>
+      </w:r>
+    </w:p>
+    <w:p>
+      <w:pPr>
+        <w:spacing w:before="100" w:beforeAutospacing="1" w:after="100" w:afterAutospacing="1" w:line="240" w:lineRule="auto"/>
+        <w:outlineLvl w:val="1"/>
+        <w:rPr>
+          <w:rFonts w:ascii="Times New Roman" w:eastAsia="Times New Roman" w:hAnsi="Times New Roman" w:cs="Times New Roman"/>
+          <w:b/>
+          <w:bCs/>
+          <w:sz w:val="36"/>
+          <w:szCs w:val="36"/>
+          <w:lang w:eastAsia="en-IN"/>
+        </w:rPr>
+      </w:pPr>
+      <w:r>
+        <w:rPr>
+          <w:rFonts w:ascii="Times New Roman" w:eastAsia="Times New Roman" w:hAnsi="Times New Roman" w:cs="Times New Roman"/>
+          <w:b/>
+          <w:bCs/>
+          <w:sz w:val="36"/>
+          <w:szCs w:val="36"/>
+          <w:lang w:eastAsia="en-IN"/>
+        </w:rPr>
+        <w:t>6️</w:t>
+      </w:r>
+      <w:r>
+        <w:rPr>
+          <w:rFonts w:ascii="Tahoma" w:eastAsia="Times New Roman" w:hAnsi="Tahoma" w:cs="Tahoma"/>
+          <w:b/>
+          <w:bCs/>
+          <w:sz w:val="36"/>
+          <w:szCs w:val="36"/>
+          <w:lang w:eastAsia="en-IN"/>
+        </w:rPr>
+        <w:t>⃣</w:t>
+      </w:r>
+      <w:r>
+        <w:rPr>
+          <w:rFonts w:ascii="Times New Roman" w:eastAsia="Times New Roman" w:hAnsi="Times New Roman" w:cs="Times New Roman"/>
+          <w:b/>
+          <w:bCs/>
+          <w:sz w:val="36"/>
+          <w:szCs w:val="36"/>
+          <w:lang w:eastAsia="en-IN"/>
+        </w:rPr>
+        <w:t xml:space="preserve"> UX Polish</w:t>
+      </w:r>
+    </w:p>
+    <w:p>
+      <w:pPr>
+        <w:numPr>
+          <w:ilvl w:val="0"/>
+          <w:numId w:val="24"/>
+        </w:numPr>
+        <w:spacing w:before="100" w:beforeAutospacing="1" w:after="100" w:afterAutospacing="1" w:line="240" w:lineRule="auto"/>
+        <w:rPr>
+          <w:rFonts w:ascii="Times New Roman" w:eastAsia="Times New Roman" w:hAnsi="Times New Roman" w:cs="Times New Roman"/>
+          <w:sz w:val="24"/>
+          <w:szCs w:val="24"/>
+          <w:lang w:eastAsia="en-IN"/>
+        </w:rPr>
+      </w:pPr>
+      <w:r>
+        <w:rPr>
+          <w:rFonts w:ascii="Segoe UI Symbol" w:eastAsia="Times New Roman" w:hAnsi="Segoe UI Symbol" w:cs="Segoe UI Symbol"/>
+          <w:sz w:val="24"/>
+          <w:szCs w:val="24"/>
+          <w:lang w:eastAsia="en-IN"/>
+        </w:rPr>
+        <w:t>☐</w:t>
+      </w:r>
+      <w:r>
+        <w:rPr>
+          <w:rFonts w:ascii="Times New Roman" w:eastAsia="Times New Roman" w:hAnsi="Times New Roman" w:cs="Times New Roman"/>
+          <w:sz w:val="24"/>
+          <w:szCs w:val="24"/>
+          <w:lang w:eastAsia="en-IN"/>
+        </w:rPr>
+        <w:t xml:space="preserve"> Better empty state UI</w:t>
+      </w:r>
+    </w:p>
+    <w:p>
+      <w:pPr>
+        <w:numPr>
+          <w:ilvl w:val="0"/>
+          <w:numId w:val="24"/>
+        </w:numPr>
+        <w:spacing w:before="100" w:beforeAutospacing="1" w:after="100" w:afterAutospacing="1" w:line="240" w:lineRule="auto"/>
+        <w:rPr>
+          <w:rFonts w:ascii="Times New Roman" w:eastAsia="Times New Roman" w:hAnsi="Times New Roman" w:cs="Times New Roman"/>
+          <w:sz w:val="24"/>
+          <w:szCs w:val="24"/>
+          <w:lang w:eastAsia="en-IN"/>
+        </w:rPr>
+      </w:pPr>
+      <w:r>
+        <w:rPr>
+          <w:rFonts w:ascii="Segoe UI Symbol" w:eastAsia="Times New Roman" w:hAnsi="Segoe UI Symbol" w:cs="Segoe UI Symbol"/>
+          <w:sz w:val="24"/>
+          <w:szCs w:val="24"/>
+          <w:lang w:eastAsia="en-IN"/>
+        </w:rPr>
+        <w:t>☐</w:t>
+      </w:r>
+      <w:r>
+        <w:rPr>
+          <w:rFonts w:ascii="Times New Roman" w:eastAsia="Times New Roman" w:hAnsi="Times New Roman" w:cs="Times New Roman"/>
+          <w:sz w:val="24"/>
+          <w:szCs w:val="24"/>
+          <w:lang w:eastAsia="en-IN"/>
+        </w:rPr>
+        <w:t xml:space="preserve"> Loading spinners</w:t>
+      </w:r>
+    </w:p>
+    <w:p>
+      <w:pPr>
+        <w:numPr>
+          <w:ilvl w:val="0"/>
+          <w:numId w:val="24"/>
+        </w:numPr>
+        <w:spacing w:before="100" w:beforeAutospacing="1" w:after="100" w:afterAutospacing="1" w:line="240" w:lineRule="auto"/>
+        <w:rPr>
+          <w:rFonts w:ascii="Times New Roman" w:eastAsia="Times New Roman" w:hAnsi="Times New Roman" w:cs="Times New Roman"/>
+          <w:sz w:val="24"/>
+          <w:szCs w:val="24"/>
+          <w:lang w:eastAsia="en-IN"/>
+        </w:rPr>
+      </w:pPr>
+      <w:r>
+        <w:rPr>
+          <w:rFonts w:ascii="Segoe UI Symbol" w:eastAsia="Times New Roman" w:hAnsi="Segoe UI Symbol" w:cs="Segoe UI Symbol"/>
+          <w:sz w:val="24"/>
+          <w:szCs w:val="24"/>
+          <w:lang w:eastAsia="en-IN"/>
+        </w:rPr>
+        <w:t>☐</w:t>
+      </w:r>
+      <w:r>
+        <w:rPr>
+          <w:rFonts w:ascii="Times New Roman" w:eastAsia="Times New Roman" w:hAnsi="Times New Roman" w:cs="Times New Roman"/>
+          <w:sz w:val="24"/>
+          <w:szCs w:val="24"/>
+          <w:lang w:eastAsia="en-IN"/>
+        </w:rPr>
+        <w:t xml:space="preserve"> Better progress slider UI</w:t>
+      </w:r>
+    </w:p>
+    <w:p>
+      <w:pPr>
+        <w:numPr>
+          <w:ilvl w:val="0"/>
+          <w:numId w:val="24"/>
+        </w:numPr>
+        <w:spacing w:before="100" w:beforeAutospacing="1" w:after="100" w:afterAutospacing="1" w:line="240" w:lineRule="auto"/>
+        <w:rPr>
+          <w:rFonts w:ascii="Times New Roman" w:eastAsia="Times New Roman" w:hAnsi="Times New Roman" w:cs="Times New Roman"/>
+          <w:sz w:val="24"/>
+          <w:szCs w:val="24"/>
+          <w:lang w:eastAsia="en-IN"/>
+        </w:rPr>
+      </w:pPr>
+      <w:r>
+        <w:rPr>
+          <w:rFonts w:ascii="Segoe UI Symbol" w:eastAsia="Times New Roman" w:hAnsi="Segoe UI Symbol" w:cs="Segoe UI Symbol"/>
+          <w:sz w:val="24"/>
+          <w:szCs w:val="24"/>
+          <w:lang w:eastAsia="en-IN"/>
+        </w:rPr>
+        <w:t>☐</w:t>
+      </w:r>
+      <w:r>
+        <w:rPr>
+          <w:rFonts w:ascii="Times New Roman" w:eastAsia="Times New Roman" w:hAnsi="Times New Roman" w:cs="Times New Roman"/>
+          <w:sz w:val="24"/>
+          <w:szCs w:val="24"/>
+          <w:lang w:eastAsia="en-IN"/>
+        </w:rPr>
+        <w:t xml:space="preserve"> Disable status change after completed (optional rule)</w:t>
+      </w:r>
+    </w:p>
+    <w:p>
+      <w:pPr>
+        <w:spacing w:after="0" w:line="240" w:lineRule="auto"/>
+        <w:rPr>
+          <w:rFonts w:ascii="Times New Roman" w:eastAsia="Times New Roman" w:hAnsi="Times New Roman" w:cs="Times New Roman"/>
+          <w:sz w:val="24"/>
+          <w:szCs w:val="24"/>
+          <w:lang w:eastAsia="en-IN"/>
+        </w:rPr>
+      </w:pPr>
+      <w:r>
+        <w:rPr>
+          <w:rFonts w:ascii="Times New Roman" w:eastAsia="Times New Roman" w:hAnsi="Times New Roman" w:cs="Times New Roman"/>
+          <w:sz w:val="24"/>
+          <w:szCs w:val="24"/>
+          <w:lang w:eastAsia="en-IN"/>
+        </w:rPr>
+        <w:pict>
+          <v:rect id="_x0000_i1055" style="width:0;height:1.5pt" o:hralign="center" o:hrstd="t" o:hr="t" fillcolor="#a0a0a0" stroked="f"/>
+        </w:pict>
+      </w:r>
+    </w:p>
+    <w:p>
+      <w:pPr>
+        <w:spacing w:before="100" w:beforeAutospacing="1" w:after="100" w:afterAutospacing="1" w:line="240" w:lineRule="auto"/>
+        <w:outlineLvl w:val="0"/>
+        <w:rPr>
+          <w:rFonts w:ascii="Times New Roman" w:eastAsia="Times New Roman" w:hAnsi="Times New Roman" w:cs="Times New Roman"/>
+          <w:b/>
+          <w:bCs/>
+          <w:kern w:val="36"/>
+          <w:sz w:val="48"/>
+          <w:szCs w:val="48"/>
+          <w:lang w:eastAsia="en-IN"/>
+        </w:rPr>
+      </w:pPr>
+      <w:r>
+        <w:rPr>
+          <w:rFonts w:ascii="Times New Roman" w:eastAsia="Times New Roman" w:hAnsi="Times New Roman" w:cs="Times New Roman"/>
+          <w:b/>
+          <w:bCs/>
+          <w:kern w:val="36"/>
+          <w:sz w:val="48"/>
+          <w:szCs w:val="48"/>
+          <w:lang w:eastAsia="en-IN"/>
+        </w:rPr>
+        <w:t>🧠 Architecture Level (Important Before Notifications)</w:t>
+      </w:r>
+    </w:p>
+    <w:p>
+      <w:pPr>
+        <w:spacing w:before="100" w:beforeAutospacing="1" w:after="100" w:afterAutospacing="1" w:line="240" w:lineRule="auto"/>
+        <w:rPr>
+          <w:rFonts w:ascii="Times New Roman" w:eastAsia="Times New Roman" w:hAnsi="Times New Roman" w:cs="Times New Roman"/>
+          <w:sz w:val="24"/>
+          <w:szCs w:val="24"/>
+          <w:lang w:eastAsia="en-IN"/>
+        </w:rPr>
+      </w:pPr>
+      <w:r>
+        <w:rPr>
+          <w:rFonts w:ascii="Times New Roman" w:eastAsia="Times New Roman" w:hAnsi="Times New Roman" w:cs="Times New Roman"/>
+          <w:sz w:val="24"/>
+          <w:szCs w:val="24"/>
+          <w:lang w:eastAsia="en-IN"/>
+        </w:rPr>
+        <w:t>Before building Notification System, we must ensure:</w:t>
+      </w:r>
+    </w:p>
+    <w:p>
+      <w:pPr>
+        <w:numPr>
+          <w:ilvl w:val="0"/>
+          <w:numId w:val="25"/>
+        </w:numPr>
+        <w:spacing w:before="100" w:beforeAutospacing="1" w:after="100" w:afterAutospacing="1" w:line="240" w:lineRule="auto"/>
+        <w:rPr>
+          <w:rFonts w:ascii="Times New Roman" w:eastAsia="Times New Roman" w:hAnsi="Times New Roman" w:cs="Times New Roman"/>
+          <w:sz w:val="24"/>
+          <w:szCs w:val="24"/>
+          <w:lang w:eastAsia="en-IN"/>
+        </w:rPr>
+      </w:pPr>
+      <w:r>
+        <w:rPr>
+          <w:rFonts w:ascii="Segoe UI Symbol" w:eastAsia="Times New Roman" w:hAnsi="Segoe UI Symbol" w:cs="Segoe UI Symbol"/>
+          <w:sz w:val="24"/>
+          <w:szCs w:val="24"/>
+          <w:lang w:eastAsia="en-IN"/>
+        </w:rPr>
+        <w:t>✔</w:t>
+      </w:r>
+      <w:r>
+        <w:rPr>
+          <w:rFonts w:ascii="Times New Roman" w:eastAsia="Times New Roman" w:hAnsi="Times New Roman" w:cs="Times New Roman"/>
+          <w:sz w:val="24"/>
+          <w:szCs w:val="24"/>
+          <w:lang w:eastAsia="en-IN"/>
+        </w:rPr>
+        <w:t xml:space="preserve"> All task events are centralized</w:t>
+      </w:r>
+    </w:p>
+    <w:p>
+      <w:pPr>
+        <w:numPr>
+          <w:ilvl w:val="0"/>
+          <w:numId w:val="25"/>
+        </w:numPr>
+        <w:spacing w:before="100" w:beforeAutospacing="1" w:after="100" w:afterAutospacing="1" w:line="240" w:lineRule="auto"/>
+        <w:rPr>
+          <w:rFonts w:ascii="Times New Roman" w:eastAsia="Times New Roman" w:hAnsi="Times New Roman" w:cs="Times New Roman"/>
+          <w:sz w:val="24"/>
+          <w:szCs w:val="24"/>
+          <w:lang w:eastAsia="en-IN"/>
+        </w:rPr>
+      </w:pPr>
+      <w:r>
+        <w:rPr>
+          <w:rFonts w:ascii="Segoe UI Symbol" w:eastAsia="Times New Roman" w:hAnsi="Segoe UI Symbol" w:cs="Segoe UI Symbol"/>
+          <w:sz w:val="24"/>
+          <w:szCs w:val="24"/>
+          <w:lang w:eastAsia="en-IN"/>
+        </w:rPr>
+        <w:t>✔</w:t>
+      </w:r>
+      <w:r>
+        <w:rPr>
+          <w:rFonts w:ascii="Times New Roman" w:eastAsia="Times New Roman" w:hAnsi="Times New Roman" w:cs="Times New Roman"/>
+          <w:sz w:val="24"/>
+          <w:szCs w:val="24"/>
+          <w:lang w:eastAsia="en-IN"/>
+        </w:rPr>
+        <w:t xml:space="preserve"> All task actions trigger logs correctly</w:t>
+      </w:r>
+    </w:p>
+    <w:p>
+      <w:pPr>
+        <w:numPr>
+          <w:ilvl w:val="0"/>
+          <w:numId w:val="25"/>
+        </w:numPr>
+        <w:spacing w:before="100" w:beforeAutospacing="1" w:after="100" w:afterAutospacing="1" w:line="240" w:lineRule="auto"/>
+        <w:rPr>
+          <w:rFonts w:ascii="Times New Roman" w:eastAsia="Times New Roman" w:hAnsi="Times New Roman" w:cs="Times New Roman"/>
+          <w:sz w:val="24"/>
+          <w:szCs w:val="24"/>
+          <w:lang w:eastAsia="en-IN"/>
+        </w:rPr>
+      </w:pPr>
+      <w:r>
+        <w:rPr>
+          <w:rFonts w:ascii="Segoe UI Symbol" w:eastAsia="Times New Roman" w:hAnsi="Segoe UI Symbol" w:cs="Segoe UI Symbol"/>
+          <w:sz w:val="24"/>
+          <w:szCs w:val="24"/>
+          <w:lang w:eastAsia="en-IN"/>
+        </w:rPr>
+        <w:t>✔</w:t>
+      </w:r>
+      <w:r>
+        <w:rPr>
+          <w:rFonts w:ascii="Times New Roman" w:eastAsia="Times New Roman" w:hAnsi="Times New Roman" w:cs="Times New Roman"/>
+          <w:sz w:val="24"/>
+          <w:szCs w:val="24"/>
+          <w:lang w:eastAsia="en-IN"/>
+        </w:rPr>
+        <w:t xml:space="preserve"> Employee dashboard fully usable</w:t>
+      </w:r>
+    </w:p>
+    <w:p>
+      <w:pPr>
+        <w:numPr>
+          <w:ilvl w:val="0"/>
+          <w:numId w:val="25"/>
+        </w:numPr>
+        <w:spacing w:before="100" w:beforeAutospacing="1" w:after="100" w:afterAutospacing="1" w:line="240" w:lineRule="auto"/>
+        <w:rPr>
+          <w:rFonts w:ascii="Times New Roman" w:eastAsia="Times New Roman" w:hAnsi="Times New Roman" w:cs="Times New Roman"/>
+          <w:sz w:val="24"/>
+          <w:szCs w:val="24"/>
+          <w:lang w:eastAsia="en-IN"/>
+        </w:rPr>
+      </w:pPr>
+      <w:r>
+        <w:rPr>
+          <w:rFonts w:ascii="Segoe UI Symbol" w:eastAsia="Times New Roman" w:hAnsi="Segoe UI Symbol" w:cs="Segoe UI Symbol"/>
+          <w:sz w:val="24"/>
+          <w:szCs w:val="24"/>
+          <w:lang w:eastAsia="en-IN"/>
+        </w:rPr>
+        <w:t>✔</w:t>
+      </w:r>
+      <w:r>
+        <w:rPr>
+          <w:rFonts w:ascii="Times New Roman" w:eastAsia="Times New Roman" w:hAnsi="Times New Roman" w:cs="Times New Roman"/>
+          <w:sz w:val="24"/>
+          <w:szCs w:val="24"/>
+          <w:lang w:eastAsia="en-IN"/>
+        </w:rPr>
+        <w:t xml:space="preserve"> Mobile layout fully polished</w:t>
+      </w:r>
+    </w:p>
+    <w:p>
+      <w:pPr>
+        <w:spacing w:after="0" w:line="240" w:lineRule="auto"/>
+        <w:rPr>
+          <w:rFonts w:ascii="Times New Roman" w:eastAsia="Times New Roman" w:hAnsi="Times New Roman" w:cs="Times New Roman"/>
+          <w:sz w:val="24"/>
+          <w:szCs w:val="24"/>
+          <w:lang w:eastAsia="en-IN"/>
+        </w:rPr>
+      </w:pPr>
+      <w:r>
+        <w:rPr>
+          <w:rFonts w:ascii="Times New Roman" w:eastAsia="Times New Roman" w:hAnsi="Times New Roman" w:cs="Times New Roman"/>
+          <w:sz w:val="24"/>
+          <w:szCs w:val="24"/>
+          <w:lang w:eastAsia="en-IN"/>
+        </w:rPr>
+        <w:pict>
+          <v:rect id="_x0000_i1056" style="width:0;height:1.5pt" o:hralign="center" o:hrstd="t" o:hr="t" fillcolor="#a0a0a0" stroked="f"/>
+        </w:pict>
+      </w:r>
+    </w:p>
+    <w:p>
+      <w:pPr>
+        <w:spacing w:before="100" w:beforeAutospacing="1" w:after="100" w:afterAutospacing="1" w:line="240" w:lineRule="auto"/>
+        <w:outlineLvl w:val="0"/>
+        <w:rPr>
+          <w:rFonts w:ascii="Times New Roman" w:eastAsia="Times New Roman" w:hAnsi="Times New Roman" w:cs="Times New Roman"/>
+          <w:b/>
+          <w:bCs/>
+          <w:kern w:val="36"/>
+          <w:sz w:val="48"/>
+          <w:szCs w:val="48"/>
+          <w:lang w:eastAsia="en-IN"/>
+        </w:rPr>
+      </w:pPr>
+      <w:r>
+        <w:rPr>
+          <w:rFonts w:ascii="Segoe UI Symbol" w:eastAsia="Times New Roman" w:hAnsi="Segoe UI Symbol" w:cs="Segoe UI Symbol"/>
+          <w:b/>
+          <w:bCs/>
+          <w:kern w:val="36"/>
+          <w:sz w:val="48"/>
+          <w:szCs w:val="48"/>
+          <w:lang w:eastAsia="en-IN"/>
+        </w:rPr>
+        <w:t>🚀</w:t>
+      </w:r>
+      <w:r>
+        <w:rPr>
+          <w:rFonts w:ascii="Times New Roman" w:eastAsia="Times New Roman" w:hAnsi="Times New Roman" w:cs="Times New Roman"/>
+          <w:b/>
+          <w:bCs/>
+          <w:kern w:val="36"/>
+          <w:sz w:val="48"/>
+          <w:szCs w:val="48"/>
+          <w:lang w:eastAsia="en-IN"/>
+        </w:rPr>
+        <w:t xml:space="preserve"> What I Recommend Next</w:t>
+      </w:r>
+    </w:p>
+    <w:p>
+      <w:pPr>
+        <w:spacing w:before="100" w:beforeAutospacing="1" w:after="100" w:afterAutospacing="1" w:line="240" w:lineRule="auto"/>
+        <w:rPr>
+          <w:rFonts w:ascii="Times New Roman" w:eastAsia="Times New Roman" w:hAnsi="Times New Roman" w:cs="Times New Roman"/>
+          <w:sz w:val="24"/>
+          <w:szCs w:val="24"/>
+          <w:lang w:eastAsia="en-IN"/>
+        </w:rPr>
+      </w:pPr>
+      <w:r>
+        <w:rPr>
+          <w:rFonts w:ascii="Times New Roman" w:eastAsia="Times New Roman" w:hAnsi="Times New Roman" w:cs="Times New Roman"/>
+          <w:sz w:val="24"/>
+          <w:szCs w:val="24"/>
+          <w:lang w:eastAsia="en-IN"/>
+        </w:rPr>
+        <w:t>We should now:</w:t>
+      </w:r>
+    </w:p>
+    <w:p>
+      <w:pPr>
+        <w:spacing w:before="100" w:beforeAutospacing="1" w:after="100" w:afterAutospacing="1" w:line="240" w:lineRule="auto"/>
+        <w:outlineLvl w:val="2"/>
+        <w:rPr>
+          <w:rFonts w:ascii="Times New Roman" w:eastAsia="Times New Roman" w:hAnsi="Times New Roman" w:cs="Times New Roman"/>
+          <w:b/>
+          <w:bCs/>
+          <w:sz w:val="27"/>
+          <w:szCs w:val="27"/>
+          <w:lang w:eastAsia="en-IN"/>
+        </w:rPr>
+      </w:pPr>
+      <w:r>
+        <w:rPr>
+          <w:rFonts w:ascii="Times New Roman" w:eastAsia="Times New Roman" w:hAnsi="Times New Roman" w:cs="Times New Roman"/>
+          <w:b/>
+          <w:bCs/>
+          <w:sz w:val="27"/>
+          <w:szCs w:val="27"/>
+          <w:lang w:eastAsia="en-IN"/>
+        </w:rPr>
+        <w:t>Step 1:</w:t>
+      </w:r>
+    </w:p>
+    <w:p>
+      <w:pPr>
+        <w:spacing w:before="100" w:beforeAutospacing="1" w:after="100" w:afterAutospacing="1" w:line="240" w:lineRule="auto"/>
+        <w:rPr>
+          <w:rFonts w:ascii="Times New Roman" w:eastAsia="Times New Roman" w:hAnsi="Times New Roman" w:cs="Times New Roman"/>
+          <w:sz w:val="24"/>
+          <w:szCs w:val="24"/>
+          <w:lang w:eastAsia="en-IN"/>
+        </w:rPr>
+      </w:pPr>
+      <w:r>
+        <w:rPr>
+          <w:rFonts w:ascii="Times New Roman" w:eastAsia="Times New Roman" w:hAnsi="Times New Roman" w:cs="Times New Roman"/>
+          <w:sz w:val="24"/>
+          <w:szCs w:val="24"/>
+          <w:lang w:eastAsia="en-IN"/>
+        </w:rPr>
+        <w:t xml:space="preserve">Build </w:t>
+      </w:r>
+      <w:r>
+        <w:rPr>
+          <w:rFonts w:ascii="Times New Roman" w:eastAsia="Times New Roman" w:hAnsi="Times New Roman" w:cs="Times New Roman"/>
+          <w:b/>
+          <w:bCs/>
+          <w:sz w:val="24"/>
+          <w:szCs w:val="24"/>
+          <w:lang w:eastAsia="en-IN"/>
+        </w:rPr>
+        <w:t>Professional Employee Dashboard Stats Cards</w:t>
+      </w:r>
+    </w:p>
+    <w:p>
+      <w:pPr>
+        <w:spacing w:before="100" w:beforeAutospacing="1" w:after="100" w:afterAutospacing="1" w:line="240" w:lineRule="auto"/>
+        <w:outlineLvl w:val="2"/>
+        <w:rPr>
+          <w:rFonts w:ascii="Times New Roman" w:eastAsia="Times New Roman" w:hAnsi="Times New Roman" w:cs="Times New Roman"/>
+          <w:b/>
+          <w:bCs/>
+          <w:sz w:val="27"/>
+          <w:szCs w:val="27"/>
+          <w:lang w:eastAsia="en-IN"/>
+        </w:rPr>
+      </w:pPr>
+      <w:r>
+        <w:rPr>
+          <w:rFonts w:ascii="Times New Roman" w:eastAsia="Times New Roman" w:hAnsi="Times New Roman" w:cs="Times New Roman"/>
+          <w:b/>
+          <w:bCs/>
+          <w:sz w:val="27"/>
+          <w:szCs w:val="27"/>
+          <w:lang w:eastAsia="en-IN"/>
+        </w:rPr>
+        <w:t>Step 2:</w:t>
+      </w:r>
+    </w:p>
+    <w:p>
+      <w:pPr>
+        <w:spacing w:before="100" w:beforeAutospacing="1" w:after="100" w:afterAutospacing="1" w:line="240" w:lineRule="auto"/>
+        <w:rPr>
+          <w:rFonts w:ascii="Times New Roman" w:eastAsia="Times New Roman" w:hAnsi="Times New Roman" w:cs="Times New Roman"/>
+          <w:sz w:val="24"/>
+          <w:szCs w:val="24"/>
+          <w:lang w:eastAsia="en-IN"/>
+        </w:rPr>
+      </w:pPr>
+      <w:r>
+        <w:rPr>
+          <w:rFonts w:ascii="Times New Roman" w:eastAsia="Times New Roman" w:hAnsi="Times New Roman" w:cs="Times New Roman"/>
+          <w:sz w:val="24"/>
+          <w:szCs w:val="24"/>
+          <w:lang w:eastAsia="en-IN"/>
+        </w:rPr>
+        <w:t>Improve Employee Task List with:</w:t>
+      </w:r>
+    </w:p>
+    <w:p>
+      <w:pPr>
+        <w:numPr>
+          <w:ilvl w:val="0"/>
+          <w:numId w:val="26"/>
+        </w:numPr>
+        <w:spacing w:before="100" w:beforeAutospacing="1" w:after="100" w:afterAutospacing="1" w:line="240" w:lineRule="auto"/>
+        <w:rPr>
+          <w:rFonts w:ascii="Times New Roman" w:eastAsia="Times New Roman" w:hAnsi="Times New Roman" w:cs="Times New Roman"/>
+          <w:sz w:val="24"/>
+          <w:szCs w:val="24"/>
+          <w:lang w:eastAsia="en-IN"/>
+        </w:rPr>
+      </w:pPr>
+      <w:r>
+        <w:rPr>
+          <w:rFonts w:ascii="Times New Roman" w:eastAsia="Times New Roman" w:hAnsi="Times New Roman" w:cs="Times New Roman"/>
+          <w:sz w:val="24"/>
+          <w:szCs w:val="24"/>
+          <w:lang w:eastAsia="en-IN"/>
+        </w:rPr>
+        <w:t>Filters</w:t>
+      </w:r>
+    </w:p>
+    <w:p>
+      <w:pPr>
+        <w:numPr>
+          <w:ilvl w:val="0"/>
+          <w:numId w:val="26"/>
+        </w:numPr>
+        <w:spacing w:before="100" w:beforeAutospacing="1" w:after="100" w:afterAutospacing="1" w:line="240" w:lineRule="auto"/>
+        <w:rPr>
+          <w:rFonts w:ascii="Times New Roman" w:eastAsia="Times New Roman" w:hAnsi="Times New Roman" w:cs="Times New Roman"/>
+          <w:sz w:val="24"/>
+          <w:szCs w:val="24"/>
+          <w:lang w:eastAsia="en-IN"/>
+        </w:rPr>
+      </w:pPr>
+      <w:r>
+        <w:rPr>
+          <w:rFonts w:ascii="Times New Roman" w:eastAsia="Times New Roman" w:hAnsi="Times New Roman" w:cs="Times New Roman"/>
+          <w:sz w:val="24"/>
+          <w:szCs w:val="24"/>
+          <w:lang w:eastAsia="en-IN"/>
+        </w:rPr>
+        <w:t>Tabs</w:t>
+      </w:r>
+    </w:p>
+    <w:p>
+      <w:pPr>
+        <w:numPr>
+          <w:ilvl w:val="0"/>
+          <w:numId w:val="26"/>
+        </w:numPr>
+        <w:spacing w:before="100" w:beforeAutospacing="1" w:after="100" w:afterAutospacing="1" w:line="240" w:lineRule="auto"/>
+        <w:rPr>
+          <w:rFonts w:ascii="Times New Roman" w:eastAsia="Times New Roman" w:hAnsi="Times New Roman" w:cs="Times New Roman"/>
+          <w:sz w:val="24"/>
+          <w:szCs w:val="24"/>
+          <w:lang w:eastAsia="en-IN"/>
+        </w:rPr>
+      </w:pPr>
+      <w:r>
+        <w:rPr>
+          <w:rFonts w:ascii="Times New Roman" w:eastAsia="Times New Roman" w:hAnsi="Times New Roman" w:cs="Times New Roman"/>
+          <w:sz w:val="24"/>
+          <w:szCs w:val="24"/>
+          <w:lang w:eastAsia="en-IN"/>
+        </w:rPr>
+        <w:t>Overdue highlight</w:t>
+      </w:r>
+    </w:p>
+    <w:p>
+      <w:pPr>
+        <w:spacing w:before="100" w:beforeAutospacing="1" w:after="100" w:afterAutospacing="1" w:line="240" w:lineRule="auto"/>
+        <w:outlineLvl w:val="2"/>
+        <w:rPr>
+          <w:rFonts w:ascii="Times New Roman" w:eastAsia="Times New Roman" w:hAnsi="Times New Roman" w:cs="Times New Roman"/>
+          <w:b/>
+          <w:bCs/>
+          <w:sz w:val="27"/>
+          <w:szCs w:val="27"/>
+          <w:lang w:eastAsia="en-IN"/>
+        </w:rPr>
+      </w:pPr>
+      <w:r>
+        <w:rPr>
+          <w:rFonts w:ascii="Times New Roman" w:eastAsia="Times New Roman" w:hAnsi="Times New Roman" w:cs="Times New Roman"/>
+          <w:b/>
+          <w:bCs/>
+          <w:sz w:val="27"/>
+          <w:szCs w:val="27"/>
+          <w:lang w:eastAsia="en-IN"/>
+        </w:rPr>
+        <w:t>Step 3:</w:t>
+      </w:r>
+    </w:p>
+    <w:p>
+      <w:pPr>
+        <w:spacing w:before="100" w:beforeAutospacing="1" w:after="100" w:afterAutospacing="1" w:line="240" w:lineRule="auto"/>
+        <w:rPr>
+          <w:rFonts w:ascii="Times New Roman" w:eastAsia="Times New Roman" w:hAnsi="Times New Roman" w:cs="Times New Roman"/>
+          <w:sz w:val="24"/>
+          <w:szCs w:val="24"/>
+          <w:lang w:eastAsia="en-IN"/>
+        </w:rPr>
+      </w:pPr>
+      <w:r>
+        <w:rPr>
+          <w:rFonts w:ascii="Times New Roman" w:eastAsia="Times New Roman" w:hAnsi="Times New Roman" w:cs="Times New Roman"/>
+          <w:sz w:val="24"/>
+          <w:szCs w:val="24"/>
+          <w:lang w:eastAsia="en-IN"/>
+        </w:rPr>
+        <w:t>Polish Task View UX</w:t>
+      </w:r>
+    </w:p>
+    <w:p>
+      <w:pPr>
+        <w:spacing w:before="100" w:beforeAutospacing="1" w:after="100" w:afterAutospacing="1" w:line="240" w:lineRule="auto"/>
+        <w:rPr>
+          <w:rFonts w:ascii="Times New Roman" w:eastAsia="Times New Roman" w:hAnsi="Times New Roman" w:cs="Times New Roman"/>
+          <w:sz w:val="24"/>
+          <w:szCs w:val="24"/>
+          <w:lang w:eastAsia="en-IN"/>
+        </w:rPr>
+      </w:pPr>
+      <w:r>
+        <w:rPr>
+          <w:rFonts w:ascii="Times New Roman" w:eastAsia="Times New Roman" w:hAnsi="Times New Roman" w:cs="Times New Roman"/>
+          <w:sz w:val="24"/>
+          <w:szCs w:val="24"/>
+          <w:lang w:eastAsia="en-IN"/>
+        </w:rPr>
+        <w:lastRenderedPageBreak/>
+        <w:t>Then move to:</w:t>
+      </w:r>
+    </w:p>
+    <w:p>
+      <w:pPr>
+        <w:spacing w:before="100" w:beforeAutospacing="1" w:after="100" w:afterAutospacing="1" w:line="240" w:lineRule="auto"/>
+        <w:outlineLvl w:val="0"/>
+        <w:rPr>
+          <w:rFonts w:ascii="Times New Roman" w:eastAsia="Times New Roman" w:hAnsi="Times New Roman" w:cs="Times New Roman"/>
+          <w:b/>
+          <w:bCs/>
+          <w:kern w:val="36"/>
+          <w:sz w:val="48"/>
+          <w:szCs w:val="48"/>
+          <w:lang w:eastAsia="en-IN"/>
+        </w:rPr>
+      </w:pPr>
+      <w:r>
+        <w:rPr>
+          <w:rFonts w:ascii="Segoe UI Symbol" w:eastAsia="Times New Roman" w:hAnsi="Segoe UI Symbol" w:cs="Segoe UI Symbol"/>
+          <w:b/>
+          <w:bCs/>
+          <w:kern w:val="36"/>
+          <w:sz w:val="48"/>
+          <w:szCs w:val="48"/>
+          <w:lang w:eastAsia="en-IN"/>
+        </w:rPr>
+        <w:t>🔔</w:t>
+      </w:r>
+      <w:r>
+        <w:rPr>
+          <w:rFonts w:ascii="Times New Roman" w:eastAsia="Times New Roman" w:hAnsi="Times New Roman" w:cs="Times New Roman"/>
+          <w:b/>
+          <w:bCs/>
+          <w:kern w:val="36"/>
+          <w:sz w:val="48"/>
+          <w:szCs w:val="48"/>
+          <w:lang w:eastAsia="en-IN"/>
+        </w:rPr>
+        <w:t xml:space="preserve"> Notification System (Phase 2)</w:t>
+      </w:r>
+    </w:p>
+    <w:p>
+      <w:pPr>
+        <w:spacing w:after="0" w:line="240" w:lineRule="auto"/>
+        <w:rPr>
+          <w:rFonts w:ascii="Times New Roman" w:eastAsia="Times New Roman" w:hAnsi="Times New Roman" w:cs="Times New Roman"/>
+          <w:sz w:val="24"/>
+          <w:szCs w:val="24"/>
+          <w:lang w:eastAsia="en-IN"/>
+        </w:rPr>
+      </w:pPr>
+      <w:r>
+        <w:rPr>
+          <w:rFonts w:ascii="Times New Roman" w:eastAsia="Times New Roman" w:hAnsi="Times New Roman" w:cs="Times New Roman"/>
+          <w:sz w:val="24"/>
+          <w:szCs w:val="24"/>
+          <w:lang w:eastAsia="en-IN"/>
+        </w:rPr>
+        <w:pict>
+          <v:rect id="_x0000_i1057" style="width:0;height:1.5pt" o:hralign="center" o:hrstd="t" o:hr="t" fillcolor="#a0a0a0" stroked="f"/>
+        </w:pict>
+      </w:r>
+    </w:p>
+    <w:p>
+      <w:pPr>
+        <w:spacing w:before="100" w:beforeAutospacing="1" w:after="100" w:afterAutospacing="1" w:line="240" w:lineRule="auto"/>
+        <w:rPr>
+          <w:rFonts w:ascii="Times New Roman" w:eastAsia="Times New Roman" w:hAnsi="Times New Roman" w:cs="Times New Roman"/>
+          <w:sz w:val="24"/>
+          <w:szCs w:val="24"/>
+          <w:lang w:eastAsia="en-IN"/>
+        </w:rPr>
+      </w:pPr>
+      <w:r>
+        <w:rPr>
+          <w:rFonts w:ascii="Times New Roman" w:eastAsia="Times New Roman" w:hAnsi="Times New Roman" w:cs="Times New Roman"/>
+          <w:sz w:val="24"/>
+          <w:szCs w:val="24"/>
+          <w:lang w:eastAsia="en-IN"/>
+        </w:rPr>
+        <w:t>If you want, next we can:</w:t>
+      </w:r>
+    </w:p>
+    <w:p>
+      <w:pPr>
+        <w:spacing w:before="100" w:beforeAutospacing="1" w:after="100" w:afterAutospacing="1" w:line="240" w:lineRule="auto"/>
+        <w:rPr>
+          <w:rFonts w:ascii="Times New Roman" w:eastAsia="Times New Roman" w:hAnsi="Times New Roman" w:cs="Times New Roman"/>
+          <w:sz w:val="24"/>
+          <w:szCs w:val="24"/>
+          <w:lang w:eastAsia="en-IN"/>
+        </w:rPr>
+      </w:pPr>
+      <w:r>
+        <w:rPr>
+          <w:rFonts w:ascii="Segoe UI Symbol" w:eastAsia="Times New Roman" w:hAnsi="Segoe UI Symbol" w:cs="Segoe UI Symbol"/>
+          <w:sz w:val="24"/>
+          <w:szCs w:val="24"/>
+          <w:lang w:eastAsia="en-IN"/>
+        </w:rPr>
+        <w:t>👉</w:t>
+      </w:r>
+      <w:r>
+        <w:rPr>
+          <w:rFonts w:ascii="Times New Roman" w:eastAsia="Times New Roman" w:hAnsi="Times New Roman" w:cs="Times New Roman"/>
+          <w:sz w:val="24"/>
+          <w:szCs w:val="24"/>
+          <w:lang w:eastAsia="en-IN"/>
+        </w:rPr>
+        <w:t xml:space="preserve"> Build </w:t>
+      </w:r>
+      <w:r>
+        <w:rPr>
+          <w:rFonts w:ascii="Times New Roman" w:eastAsia="Times New Roman" w:hAnsi="Times New Roman" w:cs="Times New Roman"/>
+          <w:b/>
+          <w:bCs/>
+          <w:sz w:val="24"/>
+          <w:szCs w:val="24"/>
+          <w:lang w:eastAsia="en-IN"/>
+        </w:rPr>
+        <w:t>Employee Dashboard with real stats cards</w:t>
+      </w:r>
+      <w:r>
+        <w:rPr>
+          <w:rFonts w:ascii="Times New Roman" w:eastAsia="Times New Roman" w:hAnsi="Times New Roman" w:cs="Times New Roman"/>
+          <w:sz w:val="24"/>
+          <w:szCs w:val="24"/>
+          <w:lang w:eastAsia="en-IN"/>
+        </w:rPr>
+        <w:br/>
+        <w:t>OR</w:t>
+      </w:r>
+      <w:r>
+        <w:rPr>
+          <w:rFonts w:ascii="Times New Roman" w:eastAsia="Times New Roman" w:hAnsi="Times New Roman" w:cs="Times New Roman"/>
+          <w:sz w:val="24"/>
+          <w:szCs w:val="24"/>
+          <w:lang w:eastAsia="en-IN"/>
+        </w:rPr>
+        <w:br/>
+      </w:r>
+      <w:r>
+        <w:rPr>
+          <w:rFonts w:ascii="Segoe UI Symbol" w:eastAsia="Times New Roman" w:hAnsi="Segoe UI Symbol" w:cs="Segoe UI Symbol"/>
+          <w:sz w:val="24"/>
+          <w:szCs w:val="24"/>
+          <w:lang w:eastAsia="en-IN"/>
+        </w:rPr>
+        <w:t>👉</w:t>
+      </w:r>
+      <w:r>
+        <w:rPr>
+          <w:rFonts w:ascii="Times New Roman" w:eastAsia="Times New Roman" w:hAnsi="Times New Roman" w:cs="Times New Roman"/>
+          <w:sz w:val="24"/>
+          <w:szCs w:val="24"/>
+          <w:lang w:eastAsia="en-IN"/>
+        </w:rPr>
+        <w:t xml:space="preserve"> Improve Employee Task List with tabs &amp; filters</w:t>
+      </w:r>
+    </w:p>
+    <w:p>
+      <w:pPr>
+        <w:spacing w:before="100" w:beforeAutospacing="1" w:after="100" w:afterAutospacing="1" w:line="240" w:lineRule="auto"/>
+        <w:rPr>
+          <w:rFonts w:ascii="Times New Roman" w:eastAsia="Times New Roman" w:hAnsi="Times New Roman" w:cs="Times New Roman"/>
+          <w:sz w:val="24"/>
+          <w:szCs w:val="24"/>
+          <w:lang w:eastAsia="en-IN"/>
+        </w:rPr>
+      </w:pPr>
+      <w:r>
+        <w:rPr>
+          <w:rFonts w:ascii="Times New Roman" w:eastAsia="Times New Roman" w:hAnsi="Times New Roman" w:cs="Times New Roman"/>
+          <w:sz w:val="24"/>
+          <w:szCs w:val="24"/>
+          <w:lang w:eastAsia="en-IN"/>
+        </w:rPr>
+        <w:t xml:space="preserve">Tell me which one </w:t>
+      </w:r>
+      <w:r>
+        <w:rPr>
+          <w:rFonts w:ascii="Segoe UI Symbol" w:eastAsia="Times New Roman" w:hAnsi="Segoe UI Symbol" w:cs="Segoe UI Symbol"/>
+          <w:sz w:val="24"/>
+          <w:szCs w:val="24"/>
+          <w:lang w:eastAsia="en-IN"/>
+        </w:rPr>
+        <w:t>👇</w:t>
+      </w:r>
+    </w:p>
+    <w:p>
+      <w:pPr>
+        <w:spacing w:before="100" w:beforeAutospacing="1" w:after="100" w:afterAutospacing="1" w:line="240" w:lineRule="auto"/>
+        <w:rPr>
+          <w:rFonts w:ascii="Times New Roman" w:eastAsia="Times New Roman" w:hAnsi="Times New Roman" w:cs="Times New Roman"/>
+          <w:sz w:val="24"/>
+          <w:szCs w:val="24"/>
+          <w:lang w:eastAsia="en-IN"/>
+        </w:rPr>
+      </w:pPr>
       <w:bookmarkStart w:id="0" w:name="_GoBack"/>
       <w:bookmarkEnd w:id="0"/>
     </w:p>
+    <w:p/>
     <w:sectPr>
       <w:pgSz w:w="11906" w:h="16838"/>
       <w:pgMar w:top="720" w:right="720" w:bottom="720" w:left="720" w:header="708" w:footer="708" w:gutter="0"/>
@@ -9863,6 +12520,453 @@
 <file path=word/numbering.xml><?xml version="1.0" encoding="utf-8"?>
 <w:numbering xmlns:wpc="http://schemas.microsoft.com/office/word/2010/wordprocessingCanvas" xmlns:mc="http://schemas.openxmlformats.org/markup-compatibility/2006" xmlns:o="urn:schemas-microsoft-com:office:office" xmlns:r="http://schemas.openxmlformats.org/officeDocument/2006/relationships" xmlns:m="http://schemas.openxmlformats.org/officeDocument/2006/math" xmlns:v="urn:schemas-microsoft-com:vml" xmlns:wp14="http://schemas.microsoft.com/office/word/2010/wordprocessingDrawing" xmlns:wp="http://schemas.openxmlformats.org/drawingml/2006/wordprocessingDrawing" xmlns:w10="urn:schemas-microsoft-com:office:word" xmlns:w="http://schemas.openxmlformats.org/wordprocessingml/2006/main" xmlns:w14="http://schemas.microsoft.com/office/word/2010/wordml" xmlns:w15="http://schemas.microsoft.com/office/word/2012/wordml" xmlns:wpg="http://schemas.microsoft.com/office/word/2010/wordprocessingGroup" xmlns:wpi="http://schemas.microsoft.com/office/word/2010/wordprocessingInk" xmlns:wne="http://schemas.microsoft.com/office/word/2006/wordml" xmlns:wps="http://schemas.microsoft.com/office/word/2010/wordprocessingShape" mc:Ignorable="w14 w15 wp14">
   <w:abstractNum w:abstractNumId="0">
+    <w:nsid w:val="04EB5554"/>
+    <w:multiLevelType w:val="multilevel"/>
+    <w:tmpl w:val="9BEAF944"/>
+    <w:lvl w:ilvl="0">
+      <w:start w:val="1"/>
+      <w:numFmt w:val="bullet"/>
+      <w:lvlText w:val=""/>
+      <w:lvlJc w:val="left"/>
+      <w:pPr>
+        <w:tabs>
+          <w:tab w:val="num" w:pos="720"/>
+        </w:tabs>
+        <w:ind w:left="720" w:hanging="360"/>
+      </w:pPr>
+      <w:rPr>
+        <w:rFonts w:ascii="Symbol" w:hAnsi="Symbol" w:hint="default"/>
+        <w:sz w:val="20"/>
+      </w:rPr>
+    </w:lvl>
+    <w:lvl w:ilvl="1" w:tentative="1">
+      <w:start w:val="1"/>
+      <w:numFmt w:val="bullet"/>
+      <w:lvlText w:val="o"/>
+      <w:lvlJc w:val="left"/>
+      <w:pPr>
+        <w:tabs>
+          <w:tab w:val="num" w:pos="1440"/>
+        </w:tabs>
+        <w:ind w:left="1440" w:hanging="360"/>
+      </w:pPr>
+      <w:rPr>
+        <w:rFonts w:ascii="Courier New" w:hAnsi="Courier New" w:hint="default"/>
+        <w:sz w:val="20"/>
+      </w:rPr>
+    </w:lvl>
+    <w:lvl w:ilvl="2" w:tentative="1">
+      <w:start w:val="1"/>
+      <w:numFmt w:val="bullet"/>
+      <w:lvlText w:val=""/>
+      <w:lvlJc w:val="left"/>
+      <w:pPr>
+        <w:tabs>
+          <w:tab w:val="num" w:pos="2160"/>
+        </w:tabs>
+        <w:ind w:left="2160" w:hanging="360"/>
+      </w:pPr>
+      <w:rPr>
+        <w:rFonts w:ascii="Wingdings" w:hAnsi="Wingdings" w:hint="default"/>
+        <w:sz w:val="20"/>
+      </w:rPr>
+    </w:lvl>
+    <w:lvl w:ilvl="3" w:tentative="1">
+      <w:start w:val="1"/>
+      <w:numFmt w:val="bullet"/>
+      <w:lvlText w:val=""/>
+      <w:lvlJc w:val="left"/>
+      <w:pPr>
+        <w:tabs>
+          <w:tab w:val="num" w:pos="2880"/>
+        </w:tabs>
+        <w:ind w:left="2880" w:hanging="360"/>
+      </w:pPr>
+      <w:rPr>
+        <w:rFonts w:ascii="Wingdings" w:hAnsi="Wingdings" w:hint="default"/>
+        <w:sz w:val="20"/>
+      </w:rPr>
+    </w:lvl>
+    <w:lvl w:ilvl="4" w:tentative="1">
+      <w:start w:val="1"/>
+      <w:numFmt w:val="bullet"/>
+      <w:lvlText w:val=""/>
+      <w:lvlJc w:val="left"/>
+      <w:pPr>
+        <w:tabs>
+          <w:tab w:val="num" w:pos="3600"/>
+        </w:tabs>
+        <w:ind w:left="3600" w:hanging="360"/>
+      </w:pPr>
+      <w:rPr>
+        <w:rFonts w:ascii="Wingdings" w:hAnsi="Wingdings" w:hint="default"/>
+        <w:sz w:val="20"/>
+      </w:rPr>
+    </w:lvl>
+    <w:lvl w:ilvl="5" w:tentative="1">
+      <w:start w:val="1"/>
+      <w:numFmt w:val="bullet"/>
+      <w:lvlText w:val=""/>
+      <w:lvlJc w:val="left"/>
+      <w:pPr>
+        <w:tabs>
+          <w:tab w:val="num" w:pos="4320"/>
+        </w:tabs>
+        <w:ind w:left="4320" w:hanging="360"/>
+      </w:pPr>
+      <w:rPr>
+        <w:rFonts w:ascii="Wingdings" w:hAnsi="Wingdings" w:hint="default"/>
+        <w:sz w:val="20"/>
+      </w:rPr>
+    </w:lvl>
+    <w:lvl w:ilvl="6" w:tentative="1">
+      <w:start w:val="1"/>
+      <w:numFmt w:val="bullet"/>
+      <w:lvlText w:val=""/>
+      <w:lvlJc w:val="left"/>
+      <w:pPr>
+        <w:tabs>
+          <w:tab w:val="num" w:pos="5040"/>
+        </w:tabs>
+        <w:ind w:left="5040" w:hanging="360"/>
+      </w:pPr>
+      <w:rPr>
+        <w:rFonts w:ascii="Wingdings" w:hAnsi="Wingdings" w:hint="default"/>
+        <w:sz w:val="20"/>
+      </w:rPr>
+    </w:lvl>
+    <w:lvl w:ilvl="7" w:tentative="1">
+      <w:start w:val="1"/>
+      <w:numFmt w:val="bullet"/>
+      <w:lvlText w:val=""/>
+      <w:lvlJc w:val="left"/>
+      <w:pPr>
+        <w:tabs>
+          <w:tab w:val="num" w:pos="5760"/>
+        </w:tabs>
+        <w:ind w:left="5760" w:hanging="360"/>
+      </w:pPr>
+      <w:rPr>
+        <w:rFonts w:ascii="Wingdings" w:hAnsi="Wingdings" w:hint="default"/>
+        <w:sz w:val="20"/>
+      </w:rPr>
+    </w:lvl>
+    <w:lvl w:ilvl="8" w:tentative="1">
+      <w:start w:val="1"/>
+      <w:numFmt w:val="bullet"/>
+      <w:lvlText w:val=""/>
+      <w:lvlJc w:val="left"/>
+      <w:pPr>
+        <w:tabs>
+          <w:tab w:val="num" w:pos="6480"/>
+        </w:tabs>
+        <w:ind w:left="6480" w:hanging="360"/>
+      </w:pPr>
+      <w:rPr>
+        <w:rFonts w:ascii="Wingdings" w:hAnsi="Wingdings" w:hint="default"/>
+        <w:sz w:val="20"/>
+      </w:rPr>
+    </w:lvl>
+  </w:abstractNum>
+  <w:abstractNum w:abstractNumId="1">
+    <w:nsid w:val="071022EF"/>
+    <w:multiLevelType w:val="multilevel"/>
+    <w:tmpl w:val="BCF214DE"/>
+    <w:lvl w:ilvl="0">
+      <w:start w:val="1"/>
+      <w:numFmt w:val="bullet"/>
+      <w:lvlText w:val=""/>
+      <w:lvlJc w:val="left"/>
+      <w:pPr>
+        <w:tabs>
+          <w:tab w:val="num" w:pos="720"/>
+        </w:tabs>
+        <w:ind w:left="720" w:hanging="360"/>
+      </w:pPr>
+      <w:rPr>
+        <w:rFonts w:ascii="Symbol" w:hAnsi="Symbol" w:hint="default"/>
+        <w:sz w:val="20"/>
+      </w:rPr>
+    </w:lvl>
+    <w:lvl w:ilvl="1" w:tentative="1">
+      <w:start w:val="1"/>
+      <w:numFmt w:val="bullet"/>
+      <w:lvlText w:val="o"/>
+      <w:lvlJc w:val="left"/>
+      <w:pPr>
+        <w:tabs>
+          <w:tab w:val="num" w:pos="1440"/>
+        </w:tabs>
+        <w:ind w:left="1440" w:hanging="360"/>
+      </w:pPr>
+      <w:rPr>
+        <w:rFonts w:ascii="Courier New" w:hAnsi="Courier New" w:hint="default"/>
+        <w:sz w:val="20"/>
+      </w:rPr>
+    </w:lvl>
+    <w:lvl w:ilvl="2" w:tentative="1">
+      <w:start w:val="1"/>
+      <w:numFmt w:val="bullet"/>
+      <w:lvlText w:val=""/>
+      <w:lvlJc w:val="left"/>
+      <w:pPr>
+        <w:tabs>
+          <w:tab w:val="num" w:pos="2160"/>
+        </w:tabs>
+        <w:ind w:left="2160" w:hanging="360"/>
+      </w:pPr>
+      <w:rPr>
+        <w:rFonts w:ascii="Wingdings" w:hAnsi="Wingdings" w:hint="default"/>
+        <w:sz w:val="20"/>
+      </w:rPr>
+    </w:lvl>
+    <w:lvl w:ilvl="3" w:tentative="1">
+      <w:start w:val="1"/>
+      <w:numFmt w:val="bullet"/>
+      <w:lvlText w:val=""/>
+      <w:lvlJc w:val="left"/>
+      <w:pPr>
+        <w:tabs>
+          <w:tab w:val="num" w:pos="2880"/>
+        </w:tabs>
+        <w:ind w:left="2880" w:hanging="360"/>
+      </w:pPr>
+      <w:rPr>
+        <w:rFonts w:ascii="Wingdings" w:hAnsi="Wingdings" w:hint="default"/>
+        <w:sz w:val="20"/>
+      </w:rPr>
+    </w:lvl>
+    <w:lvl w:ilvl="4" w:tentative="1">
+      <w:start w:val="1"/>
+      <w:numFmt w:val="bullet"/>
+      <w:lvlText w:val=""/>
+      <w:lvlJc w:val="left"/>
+      <w:pPr>
+        <w:tabs>
+          <w:tab w:val="num" w:pos="3600"/>
+        </w:tabs>
+        <w:ind w:left="3600" w:hanging="360"/>
+      </w:pPr>
+      <w:rPr>
+        <w:rFonts w:ascii="Wingdings" w:hAnsi="Wingdings" w:hint="default"/>
+        <w:sz w:val="20"/>
+      </w:rPr>
+    </w:lvl>
+    <w:lvl w:ilvl="5" w:tentative="1">
+      <w:start w:val="1"/>
+      <w:numFmt w:val="bullet"/>
+      <w:lvlText w:val=""/>
+      <w:lvlJc w:val="left"/>
+      <w:pPr>
+        <w:tabs>
+          <w:tab w:val="num" w:pos="4320"/>
+        </w:tabs>
+        <w:ind w:left="4320" w:hanging="360"/>
+      </w:pPr>
+      <w:rPr>
+        <w:rFonts w:ascii="Wingdings" w:hAnsi="Wingdings" w:hint="default"/>
+        <w:sz w:val="20"/>
+      </w:rPr>
+    </w:lvl>
+    <w:lvl w:ilvl="6" w:tentative="1">
+      <w:start w:val="1"/>
+      <w:numFmt w:val="bullet"/>
+      <w:lvlText w:val=""/>
+      <w:lvlJc w:val="left"/>
+      <w:pPr>
+        <w:tabs>
+          <w:tab w:val="num" w:pos="5040"/>
+        </w:tabs>
+        <w:ind w:left="5040" w:hanging="360"/>
+      </w:pPr>
+      <w:rPr>
+        <w:rFonts w:ascii="Wingdings" w:hAnsi="Wingdings" w:hint="default"/>
+        <w:sz w:val="20"/>
+      </w:rPr>
+    </w:lvl>
+    <w:lvl w:ilvl="7" w:tentative="1">
+      <w:start w:val="1"/>
+      <w:numFmt w:val="bullet"/>
+      <w:lvlText w:val=""/>
+      <w:lvlJc w:val="left"/>
+      <w:pPr>
+        <w:tabs>
+          <w:tab w:val="num" w:pos="5760"/>
+        </w:tabs>
+        <w:ind w:left="5760" w:hanging="360"/>
+      </w:pPr>
+      <w:rPr>
+        <w:rFonts w:ascii="Wingdings" w:hAnsi="Wingdings" w:hint="default"/>
+        <w:sz w:val="20"/>
+      </w:rPr>
+    </w:lvl>
+    <w:lvl w:ilvl="8" w:tentative="1">
+      <w:start w:val="1"/>
+      <w:numFmt w:val="bullet"/>
+      <w:lvlText w:val=""/>
+      <w:lvlJc w:val="left"/>
+      <w:pPr>
+        <w:tabs>
+          <w:tab w:val="num" w:pos="6480"/>
+        </w:tabs>
+        <w:ind w:left="6480" w:hanging="360"/>
+      </w:pPr>
+      <w:rPr>
+        <w:rFonts w:ascii="Wingdings" w:hAnsi="Wingdings" w:hint="default"/>
+        <w:sz w:val="20"/>
+      </w:rPr>
+    </w:lvl>
+  </w:abstractNum>
+  <w:abstractNum w:abstractNumId="2">
+    <w:nsid w:val="131A6E8B"/>
+    <w:multiLevelType w:val="multilevel"/>
+    <w:tmpl w:val="18166514"/>
+    <w:lvl w:ilvl="0">
+      <w:start w:val="1"/>
+      <w:numFmt w:val="bullet"/>
+      <w:lvlText w:val=""/>
+      <w:lvlJc w:val="left"/>
+      <w:pPr>
+        <w:tabs>
+          <w:tab w:val="num" w:pos="720"/>
+        </w:tabs>
+        <w:ind w:left="720" w:hanging="360"/>
+      </w:pPr>
+      <w:rPr>
+        <w:rFonts w:ascii="Symbol" w:hAnsi="Symbol" w:hint="default"/>
+        <w:sz w:val="20"/>
+      </w:rPr>
+    </w:lvl>
+    <w:lvl w:ilvl="1" w:tentative="1">
+      <w:start w:val="1"/>
+      <w:numFmt w:val="bullet"/>
+      <w:lvlText w:val="o"/>
+      <w:lvlJc w:val="left"/>
+      <w:pPr>
+        <w:tabs>
+          <w:tab w:val="num" w:pos="1440"/>
+        </w:tabs>
+        <w:ind w:left="1440" w:hanging="360"/>
+      </w:pPr>
+      <w:rPr>
+        <w:rFonts w:ascii="Courier New" w:hAnsi="Courier New" w:hint="default"/>
+        <w:sz w:val="20"/>
+      </w:rPr>
+    </w:lvl>
+    <w:lvl w:ilvl="2" w:tentative="1">
+      <w:start w:val="1"/>
+      <w:numFmt w:val="bullet"/>
+      <w:lvlText w:val=""/>
+      <w:lvlJc w:val="left"/>
+      <w:pPr>
+        <w:tabs>
+          <w:tab w:val="num" w:pos="2160"/>
+        </w:tabs>
+        <w:ind w:left="2160" w:hanging="360"/>
+      </w:pPr>
+      <w:rPr>
+        <w:rFonts w:ascii="Wingdings" w:hAnsi="Wingdings" w:hint="default"/>
+        <w:sz w:val="20"/>
+      </w:rPr>
+    </w:lvl>
+    <w:lvl w:ilvl="3" w:tentative="1">
+      <w:start w:val="1"/>
+      <w:numFmt w:val="bullet"/>
+      <w:lvlText w:val=""/>
+      <w:lvlJc w:val="left"/>
+      <w:pPr>
+        <w:tabs>
+          <w:tab w:val="num" w:pos="2880"/>
+        </w:tabs>
+        <w:ind w:left="2880" w:hanging="360"/>
+      </w:pPr>
+      <w:rPr>
+        <w:rFonts w:ascii="Wingdings" w:hAnsi="Wingdings" w:hint="default"/>
+        <w:sz w:val="20"/>
+      </w:rPr>
+    </w:lvl>
+    <w:lvl w:ilvl="4" w:tentative="1">
+      <w:start w:val="1"/>
+      <w:numFmt w:val="bullet"/>
+      <w:lvlText w:val=""/>
+      <w:lvlJc w:val="left"/>
+      <w:pPr>
+        <w:tabs>
+          <w:tab w:val="num" w:pos="3600"/>
+        </w:tabs>
+        <w:ind w:left="3600" w:hanging="360"/>
+      </w:pPr>
+      <w:rPr>
+        <w:rFonts w:ascii="Wingdings" w:hAnsi="Wingdings" w:hint="default"/>
+        <w:sz w:val="20"/>
+      </w:rPr>
+    </w:lvl>
+    <w:lvl w:ilvl="5" w:tentative="1">
+      <w:start w:val="1"/>
+      <w:numFmt w:val="bullet"/>
+      <w:lvlText w:val=""/>
+      <w:lvlJc w:val="left"/>
+      <w:pPr>
+        <w:tabs>
+          <w:tab w:val="num" w:pos="4320"/>
+        </w:tabs>
+        <w:ind w:left="4320" w:hanging="360"/>
+      </w:pPr>
+      <w:rPr>
+        <w:rFonts w:ascii="Wingdings" w:hAnsi="Wingdings" w:hint="default"/>
+        <w:sz w:val="20"/>
+      </w:rPr>
+    </w:lvl>
+    <w:lvl w:ilvl="6" w:tentative="1">
+      <w:start w:val="1"/>
+      <w:numFmt w:val="bullet"/>
+      <w:lvlText w:val=""/>
+      <w:lvlJc w:val="left"/>
+      <w:pPr>
+        <w:tabs>
+          <w:tab w:val="num" w:pos="5040"/>
+        </w:tabs>
+        <w:ind w:left="5040" w:hanging="360"/>
+      </w:pPr>
+      <w:rPr>
+        <w:rFonts w:ascii="Wingdings" w:hAnsi="Wingdings" w:hint="default"/>
+        <w:sz w:val="20"/>
+      </w:rPr>
+    </w:lvl>
+    <w:lvl w:ilvl="7" w:tentative="1">
+      <w:start w:val="1"/>
+      <w:numFmt w:val="bullet"/>
+      <w:lvlText w:val=""/>
+      <w:lvlJc w:val="left"/>
+      <w:pPr>
+        <w:tabs>
+          <w:tab w:val="num" w:pos="5760"/>
+        </w:tabs>
+        <w:ind w:left="5760" w:hanging="360"/>
+      </w:pPr>
+      <w:rPr>
+        <w:rFonts w:ascii="Wingdings" w:hAnsi="Wingdings" w:hint="default"/>
+        <w:sz w:val="20"/>
+      </w:rPr>
+    </w:lvl>
+    <w:lvl w:ilvl="8" w:tentative="1">
+      <w:start w:val="1"/>
+      <w:numFmt w:val="bullet"/>
+      <w:lvlText w:val=""/>
+      <w:lvlJc w:val="left"/>
+      <w:pPr>
+        <w:tabs>
+          <w:tab w:val="num" w:pos="6480"/>
+        </w:tabs>
+        <w:ind w:left="6480" w:hanging="360"/>
+      </w:pPr>
+      <w:rPr>
+        <w:rFonts w:ascii="Wingdings" w:hAnsi="Wingdings" w:hint="default"/>
+        <w:sz w:val="20"/>
+      </w:rPr>
+    </w:lvl>
+  </w:abstractNum>
+  <w:abstractNum w:abstractNumId="3">
     <w:nsid w:val="16AB424F"/>
     <w:multiLevelType w:val="multilevel"/>
     <w:tmpl w:val="27124146"/>
@@ -10011,7 +13115,7 @@
       </w:rPr>
     </w:lvl>
   </w:abstractNum>
-  <w:abstractNum w:abstractNumId="1">
+  <w:abstractNum w:abstractNumId="4">
     <w:nsid w:val="195F78E5"/>
     <w:multiLevelType w:val="multilevel"/>
     <w:tmpl w:val="624460C4"/>
@@ -10160,7 +13264,7 @@
       </w:rPr>
     </w:lvl>
   </w:abstractNum>
-  <w:abstractNum w:abstractNumId="2">
+  <w:abstractNum w:abstractNumId="5">
     <w:nsid w:val="1B42568B"/>
     <w:multiLevelType w:val="multilevel"/>
     <w:tmpl w:val="C4A2EFC4"/>
@@ -10309,7 +13413,7 @@
       </w:rPr>
     </w:lvl>
   </w:abstractNum>
-  <w:abstractNum w:abstractNumId="3">
+  <w:abstractNum w:abstractNumId="6">
     <w:nsid w:val="228746F4"/>
     <w:multiLevelType w:val="multilevel"/>
     <w:tmpl w:val="7DEC2F94"/>
@@ -10458,7 +13562,156 @@
       </w:rPr>
     </w:lvl>
   </w:abstractNum>
-  <w:abstractNum w:abstractNumId="4">
+  <w:abstractNum w:abstractNumId="7">
+    <w:nsid w:val="22A41E43"/>
+    <w:multiLevelType w:val="multilevel"/>
+    <w:tmpl w:val="6E94AC62"/>
+    <w:lvl w:ilvl="0">
+      <w:start w:val="1"/>
+      <w:numFmt w:val="bullet"/>
+      <w:lvlText w:val=""/>
+      <w:lvlJc w:val="left"/>
+      <w:pPr>
+        <w:tabs>
+          <w:tab w:val="num" w:pos="720"/>
+        </w:tabs>
+        <w:ind w:left="720" w:hanging="360"/>
+      </w:pPr>
+      <w:rPr>
+        <w:rFonts w:ascii="Symbol" w:hAnsi="Symbol" w:hint="default"/>
+        <w:sz w:val="20"/>
+      </w:rPr>
+    </w:lvl>
+    <w:lvl w:ilvl="1" w:tentative="1">
+      <w:start w:val="1"/>
+      <w:numFmt w:val="bullet"/>
+      <w:lvlText w:val="o"/>
+      <w:lvlJc w:val="left"/>
+      <w:pPr>
+        <w:tabs>
+          <w:tab w:val="num" w:pos="1440"/>
+        </w:tabs>
+        <w:ind w:left="1440" w:hanging="360"/>
+      </w:pPr>
+      <w:rPr>
+        <w:rFonts w:ascii="Courier New" w:hAnsi="Courier New" w:hint="default"/>
+        <w:sz w:val="20"/>
+      </w:rPr>
+    </w:lvl>
+    <w:lvl w:ilvl="2" w:tentative="1">
+      <w:start w:val="1"/>
+      <w:numFmt w:val="bullet"/>
+      <w:lvlText w:val=""/>
+      <w:lvlJc w:val="left"/>
+      <w:pPr>
+        <w:tabs>
+          <w:tab w:val="num" w:pos="2160"/>
+        </w:tabs>
+        <w:ind w:left="2160" w:hanging="360"/>
+      </w:pPr>
+      <w:rPr>
+        <w:rFonts w:ascii="Wingdings" w:hAnsi="Wingdings" w:hint="default"/>
+        <w:sz w:val="20"/>
+      </w:rPr>
+    </w:lvl>
+    <w:lvl w:ilvl="3" w:tentative="1">
+      <w:start w:val="1"/>
+      <w:numFmt w:val="bullet"/>
+      <w:lvlText w:val=""/>
+      <w:lvlJc w:val="left"/>
+      <w:pPr>
+        <w:tabs>
+          <w:tab w:val="num" w:pos="2880"/>
+        </w:tabs>
+        <w:ind w:left="2880" w:hanging="360"/>
+      </w:pPr>
+      <w:rPr>
+        <w:rFonts w:ascii="Wingdings" w:hAnsi="Wingdings" w:hint="default"/>
+        <w:sz w:val="20"/>
+      </w:rPr>
+    </w:lvl>
+    <w:lvl w:ilvl="4" w:tentative="1">
+      <w:start w:val="1"/>
+      <w:numFmt w:val="bullet"/>
+      <w:lvlText w:val=""/>
+      <w:lvlJc w:val="left"/>
+      <w:pPr>
+        <w:tabs>
+          <w:tab w:val="num" w:pos="3600"/>
+        </w:tabs>
+        <w:ind w:left="3600" w:hanging="360"/>
+      </w:pPr>
+      <w:rPr>
+        <w:rFonts w:ascii="Wingdings" w:hAnsi="Wingdings" w:hint="default"/>
+        <w:sz w:val="20"/>
+      </w:rPr>
+    </w:lvl>
+    <w:lvl w:ilvl="5" w:tentative="1">
+      <w:start w:val="1"/>
+      <w:numFmt w:val="bullet"/>
+      <w:lvlText w:val=""/>
+      <w:lvlJc w:val="left"/>
+      <w:pPr>
+        <w:tabs>
+          <w:tab w:val="num" w:pos="4320"/>
+        </w:tabs>
+        <w:ind w:left="4320" w:hanging="360"/>
+      </w:pPr>
+      <w:rPr>
+        <w:rFonts w:ascii="Wingdings" w:hAnsi="Wingdings" w:hint="default"/>
+        <w:sz w:val="20"/>
+      </w:rPr>
+    </w:lvl>
+    <w:lvl w:ilvl="6" w:tentative="1">
+      <w:start w:val="1"/>
+      <w:numFmt w:val="bullet"/>
+      <w:lvlText w:val=""/>
+      <w:lvlJc w:val="left"/>
+      <w:pPr>
+        <w:tabs>
+          <w:tab w:val="num" w:pos="5040"/>
+        </w:tabs>
+        <w:ind w:left="5040" w:hanging="360"/>
+      </w:pPr>
+      <w:rPr>
+        <w:rFonts w:ascii="Wingdings" w:hAnsi="Wingdings" w:hint="default"/>
+        <w:sz w:val="20"/>
+      </w:rPr>
+    </w:lvl>
+    <w:lvl w:ilvl="7" w:tentative="1">
+      <w:start w:val="1"/>
+      <w:numFmt w:val="bullet"/>
+      <w:lvlText w:val=""/>
+      <w:lvlJc w:val="left"/>
+      <w:pPr>
+        <w:tabs>
+          <w:tab w:val="num" w:pos="5760"/>
+        </w:tabs>
+        <w:ind w:left="5760" w:hanging="360"/>
+      </w:pPr>
+      <w:rPr>
+        <w:rFonts w:ascii="Wingdings" w:hAnsi="Wingdings" w:hint="default"/>
+        <w:sz w:val="20"/>
+      </w:rPr>
+    </w:lvl>
+    <w:lvl w:ilvl="8" w:tentative="1">
+      <w:start w:val="1"/>
+      <w:numFmt w:val="bullet"/>
+      <w:lvlText w:val=""/>
+      <w:lvlJc w:val="left"/>
+      <w:pPr>
+        <w:tabs>
+          <w:tab w:val="num" w:pos="6480"/>
+        </w:tabs>
+        <w:ind w:left="6480" w:hanging="360"/>
+      </w:pPr>
+      <w:rPr>
+        <w:rFonts w:ascii="Wingdings" w:hAnsi="Wingdings" w:hint="default"/>
+        <w:sz w:val="20"/>
+      </w:rPr>
+    </w:lvl>
+  </w:abstractNum>
+  <w:abstractNum w:abstractNumId="8">
     <w:nsid w:val="24256939"/>
     <w:multiLevelType w:val="multilevel"/>
     <w:tmpl w:val="F57A08E6"/>
@@ -10607,7 +13860,7 @@
       </w:rPr>
     </w:lvl>
   </w:abstractNum>
-  <w:abstractNum w:abstractNumId="5">
+  <w:abstractNum w:abstractNumId="9">
     <w:nsid w:val="2A2454FB"/>
     <w:multiLevelType w:val="multilevel"/>
     <w:tmpl w:val="DD7462B6"/>
@@ -10756,7 +14009,156 @@
       </w:rPr>
     </w:lvl>
   </w:abstractNum>
-  <w:abstractNum w:abstractNumId="6">
+  <w:abstractNum w:abstractNumId="10">
+    <w:nsid w:val="300C7643"/>
+    <w:multiLevelType w:val="multilevel"/>
+    <w:tmpl w:val="58FE7FC4"/>
+    <w:lvl w:ilvl="0">
+      <w:start w:val="1"/>
+      <w:numFmt w:val="bullet"/>
+      <w:lvlText w:val=""/>
+      <w:lvlJc w:val="left"/>
+      <w:pPr>
+        <w:tabs>
+          <w:tab w:val="num" w:pos="720"/>
+        </w:tabs>
+        <w:ind w:left="720" w:hanging="360"/>
+      </w:pPr>
+      <w:rPr>
+        <w:rFonts w:ascii="Symbol" w:hAnsi="Symbol" w:hint="default"/>
+        <w:sz w:val="20"/>
+      </w:rPr>
+    </w:lvl>
+    <w:lvl w:ilvl="1" w:tentative="1">
+      <w:start w:val="1"/>
+      <w:numFmt w:val="bullet"/>
+      <w:lvlText w:val="o"/>
+      <w:lvlJc w:val="left"/>
+      <w:pPr>
+        <w:tabs>
+          <w:tab w:val="num" w:pos="1440"/>
+        </w:tabs>
+        <w:ind w:left="1440" w:hanging="360"/>
+      </w:pPr>
+      <w:rPr>
+        <w:rFonts w:ascii="Courier New" w:hAnsi="Courier New" w:hint="default"/>
+        <w:sz w:val="20"/>
+      </w:rPr>
+    </w:lvl>
+    <w:lvl w:ilvl="2" w:tentative="1">
+      <w:start w:val="1"/>
+      <w:numFmt w:val="bullet"/>
+      <w:lvlText w:val=""/>
+      <w:lvlJc w:val="left"/>
+      <w:pPr>
+        <w:tabs>
+          <w:tab w:val="num" w:pos="2160"/>
+        </w:tabs>
+        <w:ind w:left="2160" w:hanging="360"/>
+      </w:pPr>
+      <w:rPr>
+        <w:rFonts w:ascii="Wingdings" w:hAnsi="Wingdings" w:hint="default"/>
+        <w:sz w:val="20"/>
+      </w:rPr>
+    </w:lvl>
+    <w:lvl w:ilvl="3" w:tentative="1">
+      <w:start w:val="1"/>
+      <w:numFmt w:val="bullet"/>
+      <w:lvlText w:val=""/>
+      <w:lvlJc w:val="left"/>
+      <w:pPr>
+        <w:tabs>
+          <w:tab w:val="num" w:pos="2880"/>
+        </w:tabs>
+        <w:ind w:left="2880" w:hanging="360"/>
+      </w:pPr>
+      <w:rPr>
+        <w:rFonts w:ascii="Wingdings" w:hAnsi="Wingdings" w:hint="default"/>
+        <w:sz w:val="20"/>
+      </w:rPr>
+    </w:lvl>
+    <w:lvl w:ilvl="4" w:tentative="1">
+      <w:start w:val="1"/>
+      <w:numFmt w:val="bullet"/>
+      <w:lvlText w:val=""/>
+      <w:lvlJc w:val="left"/>
+      <w:pPr>
+        <w:tabs>
+          <w:tab w:val="num" w:pos="3600"/>
+        </w:tabs>
+        <w:ind w:left="3600" w:hanging="360"/>
+      </w:pPr>
+      <w:rPr>
+        <w:rFonts w:ascii="Wingdings" w:hAnsi="Wingdings" w:hint="default"/>
+        <w:sz w:val="20"/>
+      </w:rPr>
+    </w:lvl>
+    <w:lvl w:ilvl="5" w:tentative="1">
+      <w:start w:val="1"/>
+      <w:numFmt w:val="bullet"/>
+      <w:lvlText w:val=""/>
+      <w:lvlJc w:val="left"/>
+      <w:pPr>
+        <w:tabs>
+          <w:tab w:val="num" w:pos="4320"/>
+        </w:tabs>
+        <w:ind w:left="4320" w:hanging="360"/>
+      </w:pPr>
+      <w:rPr>
+        <w:rFonts w:ascii="Wingdings" w:hAnsi="Wingdings" w:hint="default"/>
+        <w:sz w:val="20"/>
+      </w:rPr>
+    </w:lvl>
+    <w:lvl w:ilvl="6" w:tentative="1">
+      <w:start w:val="1"/>
+      <w:numFmt w:val="bullet"/>
+      <w:lvlText w:val=""/>
+      <w:lvlJc w:val="left"/>
+      <w:pPr>
+        <w:tabs>
+          <w:tab w:val="num" w:pos="5040"/>
+        </w:tabs>
+        <w:ind w:left="5040" w:hanging="360"/>
+      </w:pPr>
+      <w:rPr>
+        <w:rFonts w:ascii="Wingdings" w:hAnsi="Wingdings" w:hint="default"/>
+        <w:sz w:val="20"/>
+      </w:rPr>
+    </w:lvl>
+    <w:lvl w:ilvl="7" w:tentative="1">
+      <w:start w:val="1"/>
+      <w:numFmt w:val="bullet"/>
+      <w:lvlText w:val=""/>
+      <w:lvlJc w:val="left"/>
+      <w:pPr>
+        <w:tabs>
+          <w:tab w:val="num" w:pos="5760"/>
+        </w:tabs>
+        <w:ind w:left="5760" w:hanging="360"/>
+      </w:pPr>
+      <w:rPr>
+        <w:rFonts w:ascii="Wingdings" w:hAnsi="Wingdings" w:hint="default"/>
+        <w:sz w:val="20"/>
+      </w:rPr>
+    </w:lvl>
+    <w:lvl w:ilvl="8" w:tentative="1">
+      <w:start w:val="1"/>
+      <w:numFmt w:val="bullet"/>
+      <w:lvlText w:val=""/>
+      <w:lvlJc w:val="left"/>
+      <w:pPr>
+        <w:tabs>
+          <w:tab w:val="num" w:pos="6480"/>
+        </w:tabs>
+        <w:ind w:left="6480" w:hanging="360"/>
+      </w:pPr>
+      <w:rPr>
+        <w:rFonts w:ascii="Wingdings" w:hAnsi="Wingdings" w:hint="default"/>
+        <w:sz w:val="20"/>
+      </w:rPr>
+    </w:lvl>
+  </w:abstractNum>
+  <w:abstractNum w:abstractNumId="11">
     <w:nsid w:val="33F32757"/>
     <w:multiLevelType w:val="multilevel"/>
     <w:tmpl w:val="023C3166"/>
@@ -10905,7 +14307,7 @@
       </w:rPr>
     </w:lvl>
   </w:abstractNum>
-  <w:abstractNum w:abstractNumId="7">
+  <w:abstractNum w:abstractNumId="12">
     <w:nsid w:val="34B13115"/>
     <w:multiLevelType w:val="multilevel"/>
     <w:tmpl w:val="68667FB6"/>
@@ -11054,7 +14456,7 @@
       </w:rPr>
     </w:lvl>
   </w:abstractNum>
-  <w:abstractNum w:abstractNumId="8">
+  <w:abstractNum w:abstractNumId="13">
     <w:nsid w:val="35AE1F57"/>
     <w:multiLevelType w:val="multilevel"/>
     <w:tmpl w:val="0CE63402"/>
@@ -11203,7 +14605,7 @@
       </w:rPr>
     </w:lvl>
   </w:abstractNum>
-  <w:abstractNum w:abstractNumId="9">
+  <w:abstractNum w:abstractNumId="14">
     <w:nsid w:val="493D67EF"/>
     <w:multiLevelType w:val="multilevel"/>
     <w:tmpl w:val="2030243A"/>
@@ -11352,7 +14754,7 @@
       </w:rPr>
     </w:lvl>
   </w:abstractNum>
-  <w:abstractNum w:abstractNumId="10">
+  <w:abstractNum w:abstractNumId="15">
     <w:nsid w:val="4BEC71E0"/>
     <w:multiLevelType w:val="multilevel"/>
     <w:tmpl w:val="0122D2A2"/>
@@ -11501,7 +14903,7 @@
       </w:rPr>
     </w:lvl>
   </w:abstractNum>
-  <w:abstractNum w:abstractNumId="11">
+  <w:abstractNum w:abstractNumId="16">
     <w:nsid w:val="536805A8"/>
     <w:multiLevelType w:val="multilevel"/>
     <w:tmpl w:val="6B283498"/>
@@ -11650,7 +15052,305 @@
       </w:rPr>
     </w:lvl>
   </w:abstractNum>
-  <w:abstractNum w:abstractNumId="12">
+  <w:abstractNum w:abstractNumId="17">
+    <w:nsid w:val="54E75E9D"/>
+    <w:multiLevelType w:val="multilevel"/>
+    <w:tmpl w:val="0FE07D04"/>
+    <w:lvl w:ilvl="0">
+      <w:start w:val="1"/>
+      <w:numFmt w:val="bullet"/>
+      <w:lvlText w:val=""/>
+      <w:lvlJc w:val="left"/>
+      <w:pPr>
+        <w:tabs>
+          <w:tab w:val="num" w:pos="720"/>
+        </w:tabs>
+        <w:ind w:left="720" w:hanging="360"/>
+      </w:pPr>
+      <w:rPr>
+        <w:rFonts w:ascii="Symbol" w:hAnsi="Symbol" w:hint="default"/>
+        <w:sz w:val="20"/>
+      </w:rPr>
+    </w:lvl>
+    <w:lvl w:ilvl="1" w:tentative="1">
+      <w:start w:val="1"/>
+      <w:numFmt w:val="bullet"/>
+      <w:lvlText w:val="o"/>
+      <w:lvlJc w:val="left"/>
+      <w:pPr>
+        <w:tabs>
+          <w:tab w:val="num" w:pos="1440"/>
+        </w:tabs>
+        <w:ind w:left="1440" w:hanging="360"/>
+      </w:pPr>
+      <w:rPr>
+        <w:rFonts w:ascii="Courier New" w:hAnsi="Courier New" w:hint="default"/>
+        <w:sz w:val="20"/>
+      </w:rPr>
+    </w:lvl>
+    <w:lvl w:ilvl="2" w:tentative="1">
+      <w:start w:val="1"/>
+      <w:numFmt w:val="bullet"/>
+      <w:lvlText w:val=""/>
+      <w:lvlJc w:val="left"/>
+      <w:pPr>
+        <w:tabs>
+          <w:tab w:val="num" w:pos="2160"/>
+        </w:tabs>
+        <w:ind w:left="2160" w:hanging="360"/>
+      </w:pPr>
+      <w:rPr>
+        <w:rFonts w:ascii="Wingdings" w:hAnsi="Wingdings" w:hint="default"/>
+        <w:sz w:val="20"/>
+      </w:rPr>
+    </w:lvl>
+    <w:lvl w:ilvl="3" w:tentative="1">
+      <w:start w:val="1"/>
+      <w:numFmt w:val="bullet"/>
+      <w:lvlText w:val=""/>
+      <w:lvlJc w:val="left"/>
+      <w:pPr>
+        <w:tabs>
+          <w:tab w:val="num" w:pos="2880"/>
+        </w:tabs>
+        <w:ind w:left="2880" w:hanging="360"/>
+      </w:pPr>
+      <w:rPr>
+        <w:rFonts w:ascii="Wingdings" w:hAnsi="Wingdings" w:hint="default"/>
+        <w:sz w:val="20"/>
+      </w:rPr>
+    </w:lvl>
+    <w:lvl w:ilvl="4" w:tentative="1">
+      <w:start w:val="1"/>
+      <w:numFmt w:val="bullet"/>
+      <w:lvlText w:val=""/>
+      <w:lvlJc w:val="left"/>
+      <w:pPr>
+        <w:tabs>
+          <w:tab w:val="num" w:pos="3600"/>
+        </w:tabs>
+        <w:ind w:left="3600" w:hanging="360"/>
+      </w:pPr>
+      <w:rPr>
+        <w:rFonts w:ascii="Wingdings" w:hAnsi="Wingdings" w:hint="default"/>
+        <w:sz w:val="20"/>
+      </w:rPr>
+    </w:lvl>
+    <w:lvl w:ilvl="5" w:tentative="1">
+      <w:start w:val="1"/>
+      <w:numFmt w:val="bullet"/>
+      <w:lvlText w:val=""/>
+      <w:lvlJc w:val="left"/>
+      <w:pPr>
+        <w:tabs>
+          <w:tab w:val="num" w:pos="4320"/>
+        </w:tabs>
+        <w:ind w:left="4320" w:hanging="360"/>
+      </w:pPr>
+      <w:rPr>
+        <w:rFonts w:ascii="Wingdings" w:hAnsi="Wingdings" w:hint="default"/>
+        <w:sz w:val="20"/>
+      </w:rPr>
+    </w:lvl>
+    <w:lvl w:ilvl="6" w:tentative="1">
+      <w:start w:val="1"/>
+      <w:numFmt w:val="bullet"/>
+      <w:lvlText w:val=""/>
+      <w:lvlJc w:val="left"/>
+      <w:pPr>
+        <w:tabs>
+          <w:tab w:val="num" w:pos="5040"/>
+        </w:tabs>
+        <w:ind w:left="5040" w:hanging="360"/>
+      </w:pPr>
+      <w:rPr>
+        <w:rFonts w:ascii="Wingdings" w:hAnsi="Wingdings" w:hint="default"/>
+        <w:sz w:val="20"/>
+      </w:rPr>
+    </w:lvl>
+    <w:lvl w:ilvl="7" w:tentative="1">
+      <w:start w:val="1"/>
+      <w:numFmt w:val="bullet"/>
+      <w:lvlText w:val=""/>
+      <w:lvlJc w:val="left"/>
+      <w:pPr>
+        <w:tabs>
+          <w:tab w:val="num" w:pos="5760"/>
+        </w:tabs>
+        <w:ind w:left="5760" w:hanging="360"/>
+      </w:pPr>
+      <w:rPr>
+        <w:rFonts w:ascii="Wingdings" w:hAnsi="Wingdings" w:hint="default"/>
+        <w:sz w:val="20"/>
+      </w:rPr>
+    </w:lvl>
+    <w:lvl w:ilvl="8" w:tentative="1">
+      <w:start w:val="1"/>
+      <w:numFmt w:val="bullet"/>
+      <w:lvlText w:val=""/>
+      <w:lvlJc w:val="left"/>
+      <w:pPr>
+        <w:tabs>
+          <w:tab w:val="num" w:pos="6480"/>
+        </w:tabs>
+        <w:ind w:left="6480" w:hanging="360"/>
+      </w:pPr>
+      <w:rPr>
+        <w:rFonts w:ascii="Wingdings" w:hAnsi="Wingdings" w:hint="default"/>
+        <w:sz w:val="20"/>
+      </w:rPr>
+    </w:lvl>
+  </w:abstractNum>
+  <w:abstractNum w:abstractNumId="18">
+    <w:nsid w:val="61787248"/>
+    <w:multiLevelType w:val="multilevel"/>
+    <w:tmpl w:val="FE6E7C22"/>
+    <w:lvl w:ilvl="0">
+      <w:start w:val="1"/>
+      <w:numFmt w:val="bullet"/>
+      <w:lvlText w:val=""/>
+      <w:lvlJc w:val="left"/>
+      <w:pPr>
+        <w:tabs>
+          <w:tab w:val="num" w:pos="720"/>
+        </w:tabs>
+        <w:ind w:left="720" w:hanging="360"/>
+      </w:pPr>
+      <w:rPr>
+        <w:rFonts w:ascii="Symbol" w:hAnsi="Symbol" w:hint="default"/>
+        <w:sz w:val="20"/>
+      </w:rPr>
+    </w:lvl>
+    <w:lvl w:ilvl="1" w:tentative="1">
+      <w:start w:val="1"/>
+      <w:numFmt w:val="bullet"/>
+      <w:lvlText w:val="o"/>
+      <w:lvlJc w:val="left"/>
+      <w:pPr>
+        <w:tabs>
+          <w:tab w:val="num" w:pos="1440"/>
+        </w:tabs>
+        <w:ind w:left="1440" w:hanging="360"/>
+      </w:pPr>
+      <w:rPr>
+        <w:rFonts w:ascii="Courier New" w:hAnsi="Courier New" w:hint="default"/>
+        <w:sz w:val="20"/>
+      </w:rPr>
+    </w:lvl>
+    <w:lvl w:ilvl="2" w:tentative="1">
+      <w:start w:val="1"/>
+      <w:numFmt w:val="bullet"/>
+      <w:lvlText w:val=""/>
+      <w:lvlJc w:val="left"/>
+      <w:pPr>
+        <w:tabs>
+          <w:tab w:val="num" w:pos="2160"/>
+        </w:tabs>
+        <w:ind w:left="2160" w:hanging="360"/>
+      </w:pPr>
+      <w:rPr>
+        <w:rFonts w:ascii="Wingdings" w:hAnsi="Wingdings" w:hint="default"/>
+        <w:sz w:val="20"/>
+      </w:rPr>
+    </w:lvl>
+    <w:lvl w:ilvl="3" w:tentative="1">
+      <w:start w:val="1"/>
+      <w:numFmt w:val="bullet"/>
+      <w:lvlText w:val=""/>
+      <w:lvlJc w:val="left"/>
+      <w:pPr>
+        <w:tabs>
+          <w:tab w:val="num" w:pos="2880"/>
+        </w:tabs>
+        <w:ind w:left="2880" w:hanging="360"/>
+      </w:pPr>
+      <w:rPr>
+        <w:rFonts w:ascii="Wingdings" w:hAnsi="Wingdings" w:hint="default"/>
+        <w:sz w:val="20"/>
+      </w:rPr>
+    </w:lvl>
+    <w:lvl w:ilvl="4" w:tentative="1">
+      <w:start w:val="1"/>
+      <w:numFmt w:val="bullet"/>
+      <w:lvlText w:val=""/>
+      <w:lvlJc w:val="left"/>
+      <w:pPr>
+        <w:tabs>
+          <w:tab w:val="num" w:pos="3600"/>
+        </w:tabs>
+        <w:ind w:left="3600" w:hanging="360"/>
+      </w:pPr>
+      <w:rPr>
+        <w:rFonts w:ascii="Wingdings" w:hAnsi="Wingdings" w:hint="default"/>
+        <w:sz w:val="20"/>
+      </w:rPr>
+    </w:lvl>
+    <w:lvl w:ilvl="5" w:tentative="1">
+      <w:start w:val="1"/>
+      <w:numFmt w:val="bullet"/>
+      <w:lvlText w:val=""/>
+      <w:lvlJc w:val="left"/>
+      <w:pPr>
+        <w:tabs>
+          <w:tab w:val="num" w:pos="4320"/>
+        </w:tabs>
+        <w:ind w:left="4320" w:hanging="360"/>
+      </w:pPr>
+      <w:rPr>
+        <w:rFonts w:ascii="Wingdings" w:hAnsi="Wingdings" w:hint="default"/>
+        <w:sz w:val="20"/>
+      </w:rPr>
+    </w:lvl>
+    <w:lvl w:ilvl="6" w:tentative="1">
+      <w:start w:val="1"/>
+      <w:numFmt w:val="bullet"/>
+      <w:lvlText w:val=""/>
+      <w:lvlJc w:val="left"/>
+      <w:pPr>
+        <w:tabs>
+          <w:tab w:val="num" w:pos="5040"/>
+        </w:tabs>
+        <w:ind w:left="5040" w:hanging="360"/>
+      </w:pPr>
+      <w:rPr>
+        <w:rFonts w:ascii="Wingdings" w:hAnsi="Wingdings" w:hint="default"/>
+        <w:sz w:val="20"/>
+      </w:rPr>
+    </w:lvl>
+    <w:lvl w:ilvl="7" w:tentative="1">
+      <w:start w:val="1"/>
+      <w:numFmt w:val="bullet"/>
+      <w:lvlText w:val=""/>
+      <w:lvlJc w:val="left"/>
+      <w:pPr>
+        <w:tabs>
+          <w:tab w:val="num" w:pos="5760"/>
+        </w:tabs>
+        <w:ind w:left="5760" w:hanging="360"/>
+      </w:pPr>
+      <w:rPr>
+        <w:rFonts w:ascii="Wingdings" w:hAnsi="Wingdings" w:hint="default"/>
+        <w:sz w:val="20"/>
+      </w:rPr>
+    </w:lvl>
+    <w:lvl w:ilvl="8" w:tentative="1">
+      <w:start w:val="1"/>
+      <w:numFmt w:val="bullet"/>
+      <w:lvlText w:val=""/>
+      <w:lvlJc w:val="left"/>
+      <w:pPr>
+        <w:tabs>
+          <w:tab w:val="num" w:pos="6480"/>
+        </w:tabs>
+        <w:ind w:left="6480" w:hanging="360"/>
+      </w:pPr>
+      <w:rPr>
+        <w:rFonts w:ascii="Wingdings" w:hAnsi="Wingdings" w:hint="default"/>
+        <w:sz w:val="20"/>
+      </w:rPr>
+    </w:lvl>
+  </w:abstractNum>
+  <w:abstractNum w:abstractNumId="19">
     <w:nsid w:val="638C4B24"/>
     <w:multiLevelType w:val="multilevel"/>
     <w:tmpl w:val="DD9C5D50"/>
@@ -11799,7 +15499,156 @@
       </w:rPr>
     </w:lvl>
   </w:abstractNum>
-  <w:abstractNum w:abstractNumId="13">
+  <w:abstractNum w:abstractNumId="20">
+    <w:nsid w:val="64096C15"/>
+    <w:multiLevelType w:val="multilevel"/>
+    <w:tmpl w:val="6DB08F9C"/>
+    <w:lvl w:ilvl="0">
+      <w:start w:val="1"/>
+      <w:numFmt w:val="bullet"/>
+      <w:lvlText w:val=""/>
+      <w:lvlJc w:val="left"/>
+      <w:pPr>
+        <w:tabs>
+          <w:tab w:val="num" w:pos="720"/>
+        </w:tabs>
+        <w:ind w:left="720" w:hanging="360"/>
+      </w:pPr>
+      <w:rPr>
+        <w:rFonts w:ascii="Symbol" w:hAnsi="Symbol" w:hint="default"/>
+        <w:sz w:val="20"/>
+      </w:rPr>
+    </w:lvl>
+    <w:lvl w:ilvl="1" w:tentative="1">
+      <w:start w:val="1"/>
+      <w:numFmt w:val="bullet"/>
+      <w:lvlText w:val="o"/>
+      <w:lvlJc w:val="left"/>
+      <w:pPr>
+        <w:tabs>
+          <w:tab w:val="num" w:pos="1440"/>
+        </w:tabs>
+        <w:ind w:left="1440" w:hanging="360"/>
+      </w:pPr>
+      <w:rPr>
+        <w:rFonts w:ascii="Courier New" w:hAnsi="Courier New" w:hint="default"/>
+        <w:sz w:val="20"/>
+      </w:rPr>
+    </w:lvl>
+    <w:lvl w:ilvl="2" w:tentative="1">
+      <w:start w:val="1"/>
+      <w:numFmt w:val="bullet"/>
+      <w:lvlText w:val=""/>
+      <w:lvlJc w:val="left"/>
+      <w:pPr>
+        <w:tabs>
+          <w:tab w:val="num" w:pos="2160"/>
+        </w:tabs>
+        <w:ind w:left="2160" w:hanging="360"/>
+      </w:pPr>
+      <w:rPr>
+        <w:rFonts w:ascii="Wingdings" w:hAnsi="Wingdings" w:hint="default"/>
+        <w:sz w:val="20"/>
+      </w:rPr>
+    </w:lvl>
+    <w:lvl w:ilvl="3" w:tentative="1">
+      <w:start w:val="1"/>
+      <w:numFmt w:val="bullet"/>
+      <w:lvlText w:val=""/>
+      <w:lvlJc w:val="left"/>
+      <w:pPr>
+        <w:tabs>
+          <w:tab w:val="num" w:pos="2880"/>
+        </w:tabs>
+        <w:ind w:left="2880" w:hanging="360"/>
+      </w:pPr>
+      <w:rPr>
+        <w:rFonts w:ascii="Wingdings" w:hAnsi="Wingdings" w:hint="default"/>
+        <w:sz w:val="20"/>
+      </w:rPr>
+    </w:lvl>
+    <w:lvl w:ilvl="4" w:tentative="1">
+      <w:start w:val="1"/>
+      <w:numFmt w:val="bullet"/>
+      <w:lvlText w:val=""/>
+      <w:lvlJc w:val="left"/>
+      <w:pPr>
+        <w:tabs>
+          <w:tab w:val="num" w:pos="3600"/>
+        </w:tabs>
+        <w:ind w:left="3600" w:hanging="360"/>
+      </w:pPr>
+      <w:rPr>
+        <w:rFonts w:ascii="Wingdings" w:hAnsi="Wingdings" w:hint="default"/>
+        <w:sz w:val="20"/>
+      </w:rPr>
+    </w:lvl>
+    <w:lvl w:ilvl="5" w:tentative="1">
+      <w:start w:val="1"/>
+      <w:numFmt w:val="bullet"/>
+      <w:lvlText w:val=""/>
+      <w:lvlJc w:val="left"/>
+      <w:pPr>
+        <w:tabs>
+          <w:tab w:val="num" w:pos="4320"/>
+        </w:tabs>
+        <w:ind w:left="4320" w:hanging="360"/>
+      </w:pPr>
+      <w:rPr>
+        <w:rFonts w:ascii="Wingdings" w:hAnsi="Wingdings" w:hint="default"/>
+        <w:sz w:val="20"/>
+      </w:rPr>
+    </w:lvl>
+    <w:lvl w:ilvl="6" w:tentative="1">
+      <w:start w:val="1"/>
+      <w:numFmt w:val="bullet"/>
+      <w:lvlText w:val=""/>
+      <w:lvlJc w:val="left"/>
+      <w:pPr>
+        <w:tabs>
+          <w:tab w:val="num" w:pos="5040"/>
+        </w:tabs>
+        <w:ind w:left="5040" w:hanging="360"/>
+      </w:pPr>
+      <w:rPr>
+        <w:rFonts w:ascii="Wingdings" w:hAnsi="Wingdings" w:hint="default"/>
+        <w:sz w:val="20"/>
+      </w:rPr>
+    </w:lvl>
+    <w:lvl w:ilvl="7" w:tentative="1">
+      <w:start w:val="1"/>
+      <w:numFmt w:val="bullet"/>
+      <w:lvlText w:val=""/>
+      <w:lvlJc w:val="left"/>
+      <w:pPr>
+        <w:tabs>
+          <w:tab w:val="num" w:pos="5760"/>
+        </w:tabs>
+        <w:ind w:left="5760" w:hanging="360"/>
+      </w:pPr>
+      <w:rPr>
+        <w:rFonts w:ascii="Wingdings" w:hAnsi="Wingdings" w:hint="default"/>
+        <w:sz w:val="20"/>
+      </w:rPr>
+    </w:lvl>
+    <w:lvl w:ilvl="8" w:tentative="1">
+      <w:start w:val="1"/>
+      <w:numFmt w:val="bullet"/>
+      <w:lvlText w:val=""/>
+      <w:lvlJc w:val="left"/>
+      <w:pPr>
+        <w:tabs>
+          <w:tab w:val="num" w:pos="6480"/>
+        </w:tabs>
+        <w:ind w:left="6480" w:hanging="360"/>
+      </w:pPr>
+      <w:rPr>
+        <w:rFonts w:ascii="Wingdings" w:hAnsi="Wingdings" w:hint="default"/>
+        <w:sz w:val="20"/>
+      </w:rPr>
+    </w:lvl>
+  </w:abstractNum>
+  <w:abstractNum w:abstractNumId="21">
     <w:nsid w:val="6E5322CC"/>
     <w:multiLevelType w:val="multilevel"/>
     <w:tmpl w:val="4F8C0750"/>
@@ -11948,7 +15797,7 @@
       </w:rPr>
     </w:lvl>
   </w:abstractNum>
-  <w:abstractNum w:abstractNumId="14">
+  <w:abstractNum w:abstractNumId="22">
     <w:nsid w:val="6E976361"/>
     <w:multiLevelType w:val="multilevel"/>
     <w:tmpl w:val="A1F60A9C"/>
@@ -12097,7 +15946,156 @@
       </w:rPr>
     </w:lvl>
   </w:abstractNum>
-  <w:abstractNum w:abstractNumId="15">
+  <w:abstractNum w:abstractNumId="23">
+    <w:nsid w:val="6FFE3A24"/>
+    <w:multiLevelType w:val="multilevel"/>
+    <w:tmpl w:val="88A0CD14"/>
+    <w:lvl w:ilvl="0">
+      <w:start w:val="1"/>
+      <w:numFmt w:val="bullet"/>
+      <w:lvlText w:val=""/>
+      <w:lvlJc w:val="left"/>
+      <w:pPr>
+        <w:tabs>
+          <w:tab w:val="num" w:pos="720"/>
+        </w:tabs>
+        <w:ind w:left="720" w:hanging="360"/>
+      </w:pPr>
+      <w:rPr>
+        <w:rFonts w:ascii="Symbol" w:hAnsi="Symbol" w:hint="default"/>
+        <w:sz w:val="20"/>
+      </w:rPr>
+    </w:lvl>
+    <w:lvl w:ilvl="1">
+      <w:start w:val="1"/>
+      <w:numFmt w:val="bullet"/>
+      <w:lvlText w:val="o"/>
+      <w:lvlJc w:val="left"/>
+      <w:pPr>
+        <w:tabs>
+          <w:tab w:val="num" w:pos="1440"/>
+        </w:tabs>
+        <w:ind w:left="1440" w:hanging="360"/>
+      </w:pPr>
+      <w:rPr>
+        <w:rFonts w:ascii="Courier New" w:hAnsi="Courier New" w:hint="default"/>
+        <w:sz w:val="20"/>
+      </w:rPr>
+    </w:lvl>
+    <w:lvl w:ilvl="2" w:tentative="1">
+      <w:start w:val="1"/>
+      <w:numFmt w:val="bullet"/>
+      <w:lvlText w:val=""/>
+      <w:lvlJc w:val="left"/>
+      <w:pPr>
+        <w:tabs>
+          <w:tab w:val="num" w:pos="2160"/>
+        </w:tabs>
+        <w:ind w:left="2160" w:hanging="360"/>
+      </w:pPr>
+      <w:rPr>
+        <w:rFonts w:ascii="Wingdings" w:hAnsi="Wingdings" w:hint="default"/>
+        <w:sz w:val="20"/>
+      </w:rPr>
+    </w:lvl>
+    <w:lvl w:ilvl="3" w:tentative="1">
+      <w:start w:val="1"/>
+      <w:numFmt w:val="bullet"/>
+      <w:lvlText w:val=""/>
+      <w:lvlJc w:val="left"/>
+      <w:pPr>
+        <w:tabs>
+          <w:tab w:val="num" w:pos="2880"/>
+        </w:tabs>
+        <w:ind w:left="2880" w:hanging="360"/>
+      </w:pPr>
+      <w:rPr>
+        <w:rFonts w:ascii="Wingdings" w:hAnsi="Wingdings" w:hint="default"/>
+        <w:sz w:val="20"/>
+      </w:rPr>
+    </w:lvl>
+    <w:lvl w:ilvl="4" w:tentative="1">
+      <w:start w:val="1"/>
+      <w:numFmt w:val="bullet"/>
+      <w:lvlText w:val=""/>
+      <w:lvlJc w:val="left"/>
+      <w:pPr>
+        <w:tabs>
+          <w:tab w:val="num" w:pos="3600"/>
+        </w:tabs>
+        <w:ind w:left="3600" w:hanging="360"/>
+      </w:pPr>
+      <w:rPr>
+        <w:rFonts w:ascii="Wingdings" w:hAnsi="Wingdings" w:hint="default"/>
+        <w:sz w:val="20"/>
+      </w:rPr>
+    </w:lvl>
+    <w:lvl w:ilvl="5" w:tentative="1">
+      <w:start w:val="1"/>
+      <w:numFmt w:val="bullet"/>
+      <w:lvlText w:val=""/>
+      <w:lvlJc w:val="left"/>
+      <w:pPr>
+        <w:tabs>
+          <w:tab w:val="num" w:pos="4320"/>
+        </w:tabs>
+        <w:ind w:left="4320" w:hanging="360"/>
+      </w:pPr>
+      <w:rPr>
+        <w:rFonts w:ascii="Wingdings" w:hAnsi="Wingdings" w:hint="default"/>
+        <w:sz w:val="20"/>
+      </w:rPr>
+    </w:lvl>
+    <w:lvl w:ilvl="6" w:tentative="1">
+      <w:start w:val="1"/>
+      <w:numFmt w:val="bullet"/>
+      <w:lvlText w:val=""/>
+      <w:lvlJc w:val="left"/>
+      <w:pPr>
+        <w:tabs>
+          <w:tab w:val="num" w:pos="5040"/>
+        </w:tabs>
+        <w:ind w:left="5040" w:hanging="360"/>
+      </w:pPr>
+      <w:rPr>
+        <w:rFonts w:ascii="Wingdings" w:hAnsi="Wingdings" w:hint="default"/>
+        <w:sz w:val="20"/>
+      </w:rPr>
+    </w:lvl>
+    <w:lvl w:ilvl="7" w:tentative="1">
+      <w:start w:val="1"/>
+      <w:numFmt w:val="bullet"/>
+      <w:lvlText w:val=""/>
+      <w:lvlJc w:val="left"/>
+      <w:pPr>
+        <w:tabs>
+          <w:tab w:val="num" w:pos="5760"/>
+        </w:tabs>
+        <w:ind w:left="5760" w:hanging="360"/>
+      </w:pPr>
+      <w:rPr>
+        <w:rFonts w:ascii="Wingdings" w:hAnsi="Wingdings" w:hint="default"/>
+        <w:sz w:val="20"/>
+      </w:rPr>
+    </w:lvl>
+    <w:lvl w:ilvl="8" w:tentative="1">
+      <w:start w:val="1"/>
+      <w:numFmt w:val="bullet"/>
+      <w:lvlText w:val=""/>
+      <w:lvlJc w:val="left"/>
+      <w:pPr>
+        <w:tabs>
+          <w:tab w:val="num" w:pos="6480"/>
+        </w:tabs>
+        <w:ind w:left="6480" w:hanging="360"/>
+      </w:pPr>
+      <w:rPr>
+        <w:rFonts w:ascii="Wingdings" w:hAnsi="Wingdings" w:hint="default"/>
+        <w:sz w:val="20"/>
+      </w:rPr>
+    </w:lvl>
+  </w:abstractNum>
+  <w:abstractNum w:abstractNumId="24">
     <w:nsid w:val="71982038"/>
     <w:multiLevelType w:val="multilevel"/>
     <w:tmpl w:val="72165676"/>
@@ -12246,7 +16244,7 @@
       </w:rPr>
     </w:lvl>
   </w:abstractNum>
-  <w:abstractNum w:abstractNumId="16">
+  <w:abstractNum w:abstractNumId="25">
     <w:nsid w:val="71AD5B91"/>
     <w:multiLevelType w:val="multilevel"/>
     <w:tmpl w:val="46B60252"/>
@@ -12396,55 +16394,82 @@
     </w:lvl>
   </w:abstractNum>
   <w:num w:numId="1">
+    <w:abstractNumId w:val="11"/>
+  </w:num>
+  <w:num w:numId="2">
+    <w:abstractNumId w:val="14"/>
+  </w:num>
+  <w:num w:numId="3">
     <w:abstractNumId w:val="6"/>
   </w:num>
-  <w:num w:numId="2">
+  <w:num w:numId="4">
+    <w:abstractNumId w:val="16"/>
+  </w:num>
+  <w:num w:numId="5">
+    <w:abstractNumId w:val="5"/>
+  </w:num>
+  <w:num w:numId="6">
+    <w:abstractNumId w:val="25"/>
+  </w:num>
+  <w:num w:numId="7">
+    <w:abstractNumId w:val="8"/>
+  </w:num>
+  <w:num w:numId="8">
+    <w:abstractNumId w:val="22"/>
+  </w:num>
+  <w:num w:numId="9">
     <w:abstractNumId w:val="9"/>
   </w:num>
-  <w:num w:numId="3">
+  <w:num w:numId="10">
+    <w:abstractNumId w:val="13"/>
+  </w:num>
+  <w:num w:numId="11">
+    <w:abstractNumId w:val="15"/>
+  </w:num>
+  <w:num w:numId="12">
+    <w:abstractNumId w:val="4"/>
+  </w:num>
+  <w:num w:numId="13">
+    <w:abstractNumId w:val="19"/>
+  </w:num>
+  <w:num w:numId="14">
     <w:abstractNumId w:val="3"/>
   </w:num>
-  <w:num w:numId="4">
-    <w:abstractNumId w:val="11"/>
+  <w:num w:numId="15">
+    <w:abstractNumId w:val="12"/>
   </w:num>
-  <w:num w:numId="5">
+  <w:num w:numId="16">
+    <w:abstractNumId w:val="21"/>
+  </w:num>
+  <w:num w:numId="17">
+    <w:abstractNumId w:val="24"/>
+  </w:num>
+  <w:num w:numId="18">
+    <w:abstractNumId w:val="7"/>
+  </w:num>
+  <w:num w:numId="19">
+    <w:abstractNumId w:val="23"/>
+  </w:num>
+  <w:num w:numId="20">
     <w:abstractNumId w:val="2"/>
   </w:num>
-  <w:num w:numId="6">
-    <w:abstractNumId w:val="16"/>
+  <w:num w:numId="21">
+    <w:abstractNumId w:val="0"/>
   </w:num>
-  <w:num w:numId="7">
-    <w:abstractNumId w:val="4"/>
-  </w:num>
-  <w:num w:numId="8">
-    <w:abstractNumId w:val="14"/>
-  </w:num>
-  <w:num w:numId="9">
-    <w:abstractNumId w:val="5"/>
-  </w:num>
-  <w:num w:numId="10">
-    <w:abstractNumId w:val="8"/>
-  </w:num>
-  <w:num w:numId="11">
+  <w:num w:numId="22">
     <w:abstractNumId w:val="10"/>
   </w:num>
-  <w:num w:numId="12">
+  <w:num w:numId="23">
     <w:abstractNumId w:val="1"/>
   </w:num>
-  <w:num w:numId="13">
-    <w:abstractNumId w:val="12"/>
+  <w:num w:numId="24">
+    <w:abstractNumId w:val="20"/>
   </w:num>
-  <w:num w:numId="14">
-    <w:abstractNumId w:val="0"/>
+  <w:num w:numId="25">
+    <w:abstractNumId w:val="18"/>
   </w:num>
-  <w:num w:numId="15">
-    <w:abstractNumId w:val="7"/>
-  </w:num>
-  <w:num w:numId="16">
-    <w:abstractNumId w:val="13"/>
-  </w:num>
-  <w:num w:numId="17">
-    <w:abstractNumId w:val="15"/>
+  <w:num w:numId="26">
+    <w:abstractNumId w:val="17"/>
   </w:num>
 </w:numbering>
 </file>
